--- a/docs/Examen_Verslag_Template_TDI500.docx
+++ b/docs/Examen_Verslag_Template_TDI500.docx
@@ -38,20 +38,8 @@
           <w:szCs w:val="52"/>
           <w:lang w:val="en-US"/>
         </w:rPr>
-        <w:t xml:space="preserve">Examen </w:t>
-      </w:r>
-      <w:proofErr w:type="spellStart"/>
-      <w:r>
-        <w:rPr>
-          <w:b/>
-          <w:bCs/>
-          <w:sz w:val="52"/>
-          <w:szCs w:val="52"/>
-          <w:lang w:val="en-US"/>
-        </w:rPr>
-        <w:t>Verslag</w:t>
-      </w:r>
-      <w:proofErr w:type="spellEnd"/>
+        <w:t>Examen Verslag</w:t>
+      </w:r>
     </w:p>
     <w:p>
       <w:pPr>
@@ -561,15 +549,7 @@
       </w:pPr>
       <w:r>
         <w:lastRenderedPageBreak/>
-        <w:t>1. Planning &amp; Ontwerp (B1-K1-W</w:t>
-      </w:r>
-      <w:proofErr w:type="gramStart"/>
-      <w:r>
-        <w:t>1 /</w:t>
-      </w:r>
-      <w:proofErr w:type="gramEnd"/>
-      <w:r>
-        <w:t xml:space="preserve"> W2)</w:t>
+        <w:t>1. Planning &amp; Ontwerp (B1-K1-W1 / W2)</w:t>
       </w:r>
     </w:p>
     <w:p>
@@ -592,16 +572,14 @@
         </w:rPr>
         <w:t xml:space="preserve">[Beschrijf hier de functionele eisen vanuit het TDI 500 projectplan (Werkpakket 3.4). Wat moet het dashboard kunnen? Welke data moet het tonen? Wat zijn de technische randvoorwaarden (browser support, </w:t>
       </w:r>
-      <w:proofErr w:type="gramStart"/>
       <w:r>
         <w:rPr>
           <w:i/>
           <w:iCs/>
           <w:color w:val="666666"/>
         </w:rPr>
-        <w:t>API beschikbaarheid</w:t>
-      </w:r>
-      <w:proofErr w:type="gramEnd"/>
+        <w:t>API-beschikbaarheid</w:t>
+      </w:r>
       <w:r>
         <w:rPr>
           <w:i/>
@@ -621,15 +599,7 @@
         <w:pStyle w:val="Heading2"/>
       </w:pPr>
       <w:r>
-        <w:t xml:space="preserve">1.2 User </w:t>
-      </w:r>
-      <w:proofErr w:type="spellStart"/>
-      <w:r>
-        <w:t>stories</w:t>
-      </w:r>
-      <w:proofErr w:type="spellEnd"/>
-      <w:r>
-        <w:t xml:space="preserve"> met acceptatiecriteria</w:t>
+        <w:t>1.2 User stories met acceptatiecriteria</w:t>
       </w:r>
     </w:p>
     <w:p>
@@ -642,30 +612,362 @@
           <w:iCs/>
           <w:color w:val="666666"/>
         </w:rPr>
-        <w:t xml:space="preserve">[Lijst van alle user </w:t>
-      </w:r>
-      <w:proofErr w:type="spellStart"/>
+        <w:t>[Lijst van alle user stories met hun acceptatiecriteria. Verwijs naar de GitHub Issues (#1–#11) of kopieer ze hier.]</w:t>
+      </w:r>
+    </w:p>
+    <w:p>
+      <w:pPr>
+        <w:spacing w:after="80"/>
+      </w:pPr>
+    </w:p>
+    <w:p>
+      <w:pPr>
+        <w:pStyle w:val="Heading2"/>
+      </w:pPr>
+      <w:r>
+        <w:t>1.3 Definition of Done</w:t>
+      </w:r>
+    </w:p>
+    <w:p>
+      <w:pPr>
+        <w:spacing w:after="120"/>
+      </w:pPr>
       <w:r>
         <w:rPr>
           <w:i/>
           <w:iCs/>
           <w:color w:val="666666"/>
         </w:rPr>
-        <w:t>stories</w:t>
-      </w:r>
-      <w:proofErr w:type="spellEnd"/>
+        <w:t>[Kopieer hier de Definition of Done zoals vastgesteld op het GitHub Projects scrumboard.]</w:t>
+      </w:r>
+    </w:p>
+    <w:p>
+      <w:pPr>
+        <w:spacing w:after="80"/>
+      </w:pPr>
+    </w:p>
+    <w:p>
+      <w:pPr>
+        <w:pStyle w:val="Heading2"/>
+      </w:pPr>
+      <w:r>
+        <w:t>1.4 Sprint backlog (begin sprint)</w:t>
+      </w:r>
+    </w:p>
+    <w:p>
+      <w:pPr>
+        <w:spacing w:after="80"/>
+      </w:pPr>
+      <w:r>
+        <w:t>Screenshot van het scrumboard aan het begin van de sprint, met user stories geprioriteerd (hoogste bovenaan):</w:t>
+      </w:r>
+    </w:p>
+    <w:p>
+      <w:pPr>
+        <w:spacing w:before="80" w:after="80"/>
+      </w:pPr>
+      <w:r>
+        <w:rPr>
+          <w:i/>
+          <w:iCs/>
+          <w:color w:val="999999"/>
+        </w:rPr>
+        <w:t>[Screenshot: Sprint backlog begin sprint — scrumboard_dag_1.png]</w:t>
+      </w:r>
+    </w:p>
+    <w:p>
+      <w:pPr>
+        <w:spacing w:after="80"/>
+      </w:pPr>
+    </w:p>
+    <w:p>
+      <w:pPr>
+        <w:pStyle w:val="Heading2"/>
+      </w:pPr>
+      <w:r>
+        <w:t>1.5 Scrumboard screenshots (dagelijks)</w:t>
+      </w:r>
+    </w:p>
+    <w:p>
+      <w:pPr>
+        <w:spacing w:after="80"/>
+      </w:pPr>
+      <w:r>
+        <w:t>Na elke dagelijkse update wordt een screenshot van het scrumboard gemaakt:</w:t>
+      </w:r>
+    </w:p>
+    <w:p>
+      <w:pPr>
+        <w:spacing w:before="80" w:after="80"/>
+      </w:pPr>
+      <w:r>
+        <w:rPr>
+          <w:i/>
+          <w:iCs/>
+          <w:color w:val="999999"/>
+        </w:rPr>
+        <w:t>[Screenshot: Dag 1 — Ma 16 mrt]</w:t>
+      </w:r>
+    </w:p>
+    <w:p>
+      <w:pPr>
+        <w:spacing w:before="80" w:after="80"/>
+      </w:pPr>
+      <w:r>
+        <w:rPr>
+          <w:i/>
+          <w:iCs/>
+          <w:color w:val="999999"/>
+        </w:rPr>
+        <w:t>[Screenshot: Dag 2 — Di 17 mrt]</w:t>
+      </w:r>
+    </w:p>
+    <w:p>
+      <w:pPr>
+        <w:spacing w:before="80" w:after="80"/>
+      </w:pPr>
+      <w:r>
+        <w:rPr>
+          <w:i/>
+          <w:iCs/>
+          <w:color w:val="999999"/>
+        </w:rPr>
+        <w:t>[Screenshot: Dag 3 — Wo 18 mrt]</w:t>
+      </w:r>
+    </w:p>
+    <w:p>
+      <w:pPr>
+        <w:spacing w:before="80" w:after="80"/>
+      </w:pPr>
+      <w:r>
+        <w:rPr>
+          <w:i/>
+          <w:iCs/>
+          <w:color w:val="999999"/>
+        </w:rPr>
+        <w:t>[Screenshot: Dag 4 — Do 19 mrt]</w:t>
+      </w:r>
+    </w:p>
+    <w:p>
+      <w:pPr>
+        <w:spacing w:before="80" w:after="80"/>
+      </w:pPr>
+      <w:r>
+        <w:rPr>
+          <w:i/>
+          <w:iCs/>
+          <w:color w:val="999999"/>
+        </w:rPr>
+        <w:t>[Screenshot: Dag 5 — Vr 20 mrt]</w:t>
+      </w:r>
+    </w:p>
+    <w:p>
+      <w:pPr>
+        <w:spacing w:before="80" w:after="80"/>
+      </w:pPr>
+      <w:r>
+        <w:rPr>
+          <w:i/>
+          <w:iCs/>
+          <w:color w:val="999999"/>
+        </w:rPr>
+        <w:t>[Screenshot: Dag 6 — Ma 23 mrt]</w:t>
+      </w:r>
+    </w:p>
+    <w:p>
+      <w:pPr>
+        <w:spacing w:before="80" w:after="80"/>
+      </w:pPr>
+      <w:r>
+        <w:rPr>
+          <w:i/>
+          <w:iCs/>
+          <w:color w:val="999999"/>
+        </w:rPr>
+        <w:t>[Screenshot: Dag 7 — Di 24 mrt]</w:t>
+      </w:r>
+    </w:p>
+    <w:p>
+      <w:pPr>
+        <w:spacing w:before="80" w:after="80"/>
+      </w:pPr>
+      <w:r>
+        <w:rPr>
+          <w:i/>
+          <w:iCs/>
+          <w:color w:val="999999"/>
+        </w:rPr>
+        <w:t>[Screenshot: Dag 8 — Wo 25 mrt]</w:t>
+      </w:r>
+    </w:p>
+    <w:p>
+      <w:pPr>
+        <w:spacing w:before="80" w:after="80"/>
+      </w:pPr>
+      <w:r>
+        <w:rPr>
+          <w:i/>
+          <w:iCs/>
+          <w:color w:val="999999"/>
+        </w:rPr>
+        <w:t>[Screenshot: Dag 9 — Do 26 mrt]</w:t>
+      </w:r>
+    </w:p>
+    <w:p>
+      <w:pPr>
+        <w:spacing w:before="80" w:after="80"/>
+      </w:pPr>
+      <w:r>
+        <w:rPr>
+          <w:i/>
+          <w:iCs/>
+          <w:color w:val="999999"/>
+        </w:rPr>
+        <w:t>[Screenshot: Dag 10 — Vr 27 mrt]</w:t>
+      </w:r>
+    </w:p>
+    <w:p>
+      <w:pPr>
+        <w:spacing w:after="80"/>
+      </w:pPr>
+    </w:p>
+    <w:p>
+      <w:pPr>
+        <w:pStyle w:val="Heading2"/>
+      </w:pPr>
+      <w:r>
+        <w:t>1.6 Wireframes</w:t>
+      </w:r>
+    </w:p>
+    <w:p>
+      <w:pPr>
+        <w:spacing w:after="80"/>
+      </w:pPr>
+      <w:r>
+        <w:t>Wireframes voor alle pagina’s (desktop en mobiel/tablet):</w:t>
+      </w:r>
+    </w:p>
+    <w:p>
+      <w:pPr>
+        <w:spacing w:after="120"/>
+      </w:pPr>
       <w:r>
         <w:rPr>
           <w:i/>
           <w:iCs/>
           <w:color w:val="666666"/>
         </w:rPr>
-        <w:t xml:space="preserve"> met hun acceptatiecriteria. Verwijs naar de GitHub Issues (#1–#11) of kopieer ze hier.]</w:t>
-      </w:r>
-    </w:p>
-    <w:p>
-      <w:pPr>
-        <w:spacing w:after="80"/>
+        <w:t>[Plak hier de wireframes voor /, /contingent/:id, en /about — desktop en mobiel versies.]</w:t>
+      </w:r>
+    </w:p>
+    <w:p>
+      <w:pPr>
+        <w:spacing w:before="80" w:after="80"/>
+        <w:rPr>
+          <w:lang w:val="en-US"/>
+        </w:rPr>
+      </w:pPr>
+      <w:r>
+        <w:rPr>
+          <w:i/>
+          <w:iCs/>
+          <w:color w:val="999999"/>
+          <w:lang w:val="en-US"/>
+        </w:rPr>
+        <w:t>[Screenshot: Wireframe: Dashboard (/) — Desktop]</w:t>
+      </w:r>
+    </w:p>
+    <w:p>
+      <w:pPr>
+        <w:spacing w:before="80" w:after="80"/>
+        <w:rPr>
+          <w:lang w:val="en-US"/>
+        </w:rPr>
+      </w:pPr>
+      <w:r>
+        <w:rPr>
+          <w:i/>
+          <w:iCs/>
+          <w:color w:val="999999"/>
+          <w:lang w:val="en-US"/>
+        </w:rPr>
+        <w:t>[Screenshot: Wireframe: Dashboard (/) — Mobiel]</w:t>
+      </w:r>
+    </w:p>
+    <w:p>
+      <w:pPr>
+        <w:spacing w:before="80" w:after="80"/>
+        <w:rPr>
+          <w:lang w:val="en-US"/>
+        </w:rPr>
+      </w:pPr>
+      <w:r>
+        <w:rPr>
+          <w:i/>
+          <w:iCs/>
+          <w:color w:val="999999"/>
+          <w:lang w:val="en-US"/>
+        </w:rPr>
+        <w:t>[Screenshot: Wireframe: Contingent Detail (/contingent/:id) — Desktop]</w:t>
+      </w:r>
+    </w:p>
+    <w:p>
+      <w:pPr>
+        <w:spacing w:before="80" w:after="80"/>
+        <w:rPr>
+          <w:lang w:val="en-US"/>
+        </w:rPr>
+      </w:pPr>
+      <w:r>
+        <w:rPr>
+          <w:i/>
+          <w:iCs/>
+          <w:color w:val="999999"/>
+          <w:lang w:val="en-US"/>
+        </w:rPr>
+        <w:t>[Screenshot: Wireframe: Contingent Detail (/contingent/:id) — Mobiel]</w:t>
+      </w:r>
+    </w:p>
+    <w:p>
+      <w:pPr>
+        <w:spacing w:before="80" w:after="80"/>
+        <w:rPr>
+          <w:lang w:val="en-US"/>
+        </w:rPr>
+      </w:pPr>
+      <w:r>
+        <w:rPr>
+          <w:i/>
+          <w:iCs/>
+          <w:color w:val="999999"/>
+          <w:lang w:val="en-US"/>
+        </w:rPr>
+        <w:t>[Screenshot: Wireframe: About (/about) — Desktop]</w:t>
+      </w:r>
+    </w:p>
+    <w:p>
+      <w:pPr>
+        <w:spacing w:before="80" w:after="80"/>
+        <w:rPr>
+          <w:lang w:val="en-US"/>
+        </w:rPr>
+      </w:pPr>
+      <w:r>
+        <w:rPr>
+          <w:i/>
+          <w:iCs/>
+          <w:color w:val="999999"/>
+          <w:lang w:val="en-US"/>
+        </w:rPr>
+        <w:t>[Screenshot: Wireframe: About (/about) — Mobiel]</w:t>
+      </w:r>
+    </w:p>
+    <w:p>
+      <w:pPr>
+        <w:spacing w:after="80"/>
+        <w:rPr>
+          <w:lang w:val="en-US"/>
+        </w:rPr>
       </w:pPr>
     </w:p>
     <w:p>
@@ -673,13 +975,9 @@
         <w:pStyle w:val="Heading2"/>
       </w:pPr>
       <w:r>
-        <w:t xml:space="preserve">1.3 Definition of </w:t>
-      </w:r>
-      <w:proofErr w:type="spellStart"/>
-      <w:r>
-        <w:t>Done</w:t>
-      </w:r>
-      <w:proofErr w:type="spellEnd"/>
+        <w:lastRenderedPageBreak/>
+        <w:t>1.7 Sitemap / Routing structure</w:t>
+      </w:r>
     </w:p>
     <w:p>
       <w:pPr>
@@ -691,43 +989,330 @@
           <w:iCs/>
           <w:color w:val="666666"/>
         </w:rPr>
-        <w:t xml:space="preserve">[Kopieer hier de Definition of </w:t>
-      </w:r>
-      <w:proofErr w:type="spellStart"/>
+        <w:t>[Plak hier de sitemap die de routing structuur toont: / → Dashboard, /contingent/:id → Detail, /about → Info]</w:t>
+      </w:r>
+    </w:p>
+    <w:p>
+      <w:pPr>
+        <w:spacing w:before="80" w:after="80"/>
+        <w:rPr>
+          <w:lang w:val="en-US"/>
+        </w:rPr>
+      </w:pPr>
+      <w:r>
+        <w:rPr>
+          <w:i/>
+          <w:iCs/>
+          <w:color w:val="999999"/>
+          <w:lang w:val="en-US"/>
+        </w:rPr>
+        <w:t>[Screenshot: Sitemap diagram]</w:t>
+      </w:r>
+    </w:p>
+    <w:p>
+      <w:pPr>
+        <w:spacing w:after="80"/>
+        <w:rPr>
+          <w:lang w:val="en-US"/>
+        </w:rPr>
+      </w:pPr>
+    </w:p>
+    <w:p>
+      <w:pPr>
+        <w:pStyle w:val="Heading2"/>
+        <w:rPr>
+          <w:lang w:val="en-US"/>
+        </w:rPr>
+      </w:pPr>
+      <w:r>
+        <w:rPr>
+          <w:lang w:val="en-US"/>
+        </w:rPr>
+        <w:t>1.8 Componentendiagram</w:t>
+      </w:r>
+    </w:p>
+    <w:p>
+      <w:pPr>
+        <w:spacing w:after="80"/>
+        <w:rPr>
+          <w:lang w:val="en-US"/>
+        </w:rPr>
+      </w:pPr>
+      <w:r>
+        <w:rPr>
+          <w:lang w:val="en-US"/>
+        </w:rPr>
+        <w:t>React component tree met architectuur: Router, ErrorBoundary, ThemeProvider, DashboardProvider, useDashboardData hook, services, config.</w:t>
+      </w:r>
+    </w:p>
+    <w:p>
+      <w:pPr>
+        <w:spacing w:before="80" w:after="80"/>
+        <w:rPr>
+          <w:lang w:val="en-US"/>
+        </w:rPr>
+      </w:pPr>
+      <w:r>
+        <w:rPr>
+          <w:i/>
+          <w:iCs/>
+          <w:color w:val="999999"/>
+          <w:lang w:val="en-US"/>
+        </w:rPr>
+        <w:t>[Screenshot: Componentendiagram]</w:t>
+      </w:r>
+    </w:p>
+    <w:p>
+      <w:pPr>
+        <w:spacing w:after="80"/>
+        <w:rPr>
+          <w:lang w:val="en-US"/>
+        </w:rPr>
+      </w:pPr>
+    </w:p>
+    <w:p>
+      <w:pPr>
+        <w:pStyle w:val="Heading2"/>
+        <w:rPr>
+          <w:lang w:val="en-US"/>
+        </w:rPr>
+      </w:pPr>
+      <w:r>
+        <w:rPr>
+          <w:lang w:val="en-US"/>
+        </w:rPr>
+        <w:t>1.9 UML Class Diagram (TypeScript Interfaces)</w:t>
+      </w:r>
+    </w:p>
+    <w:p>
+      <w:pPr>
+        <w:spacing w:after="80"/>
+      </w:pPr>
+      <w:r>
+        <w:t>Diagram met alle TypeScript interfaces en hun onderlinge relaties. Toont hoe SPARQL/HCO/SAREF data mapt naar de frontend models.</w:t>
+      </w:r>
+    </w:p>
+    <w:p>
+      <w:pPr>
+        <w:spacing w:before="80" w:after="80"/>
+        <w:rPr>
+          <w:lang w:val="en-US"/>
+        </w:rPr>
+      </w:pPr>
+      <w:r>
+        <w:rPr>
+          <w:i/>
+          <w:iCs/>
+          <w:color w:val="999999"/>
+          <w:lang w:val="en-US"/>
+        </w:rPr>
+        <w:t>[Screenshot: UML Class Diagram]</w:t>
+      </w:r>
+    </w:p>
+    <w:p>
+      <w:pPr>
+        <w:spacing w:after="80"/>
+        <w:rPr>
+          <w:lang w:val="en-US"/>
+        </w:rPr>
+      </w:pPr>
+    </w:p>
+    <w:p>
+      <w:pPr>
+        <w:pStyle w:val="Heading2"/>
+        <w:rPr>
+          <w:lang w:val="en-US"/>
+        </w:rPr>
+      </w:pPr>
+      <w:r>
+        <w:rPr>
+          <w:lang w:val="en-US"/>
+        </w:rPr>
+        <w:t>1.10 Dataflow-diagram</w:t>
+      </w:r>
+    </w:p>
+    <w:p>
+      <w:pPr>
+        <w:spacing w:after="80"/>
+        <w:rPr>
+          <w:lang w:val="en-US"/>
+        </w:rPr>
+      </w:pPr>
+      <w:r>
+        <w:rPr>
+          <w:lang w:val="en-US"/>
+        </w:rPr>
+        <w:t>Volledige dataflow: User selecteert contingent → React → Axios → Hupie API → JSON → dataMapper → kpiAggregator → decisionEngine → useDashboardData → UI.</w:t>
+      </w:r>
+    </w:p>
+    <w:p>
+      <w:pPr>
+        <w:spacing w:before="80" w:after="80"/>
+      </w:pPr>
+      <w:r>
+        <w:rPr>
+          <w:i/>
+          <w:iCs/>
+          <w:color w:val="999999"/>
+        </w:rPr>
+        <w:t>[Screenshot: Dataflow / Sequence diagram]</w:t>
+      </w:r>
+    </w:p>
+    <w:p>
+      <w:pPr>
+        <w:spacing w:after="80"/>
+      </w:pPr>
+    </w:p>
+    <w:p>
+      <w:pPr>
+        <w:pStyle w:val="Heading2"/>
+      </w:pPr>
+      <w:r>
+        <w:t>1.11 Onderbouwing technologiekeuzes</w:t>
+      </w:r>
+    </w:p>
+    <w:p>
+      <w:pPr>
+        <w:spacing w:after="120"/>
+      </w:pPr>
       <w:r>
         <w:rPr>
           <w:i/>
           <w:iCs/>
           <w:color w:val="666666"/>
         </w:rPr>
-        <w:t>Done</w:t>
-      </w:r>
-      <w:proofErr w:type="spellEnd"/>
+        <w:t>[Voor elke technologiekeuze: waarom gekozen, welk alternatief overwogen, waarom niet gekozen.]</w:t>
+      </w:r>
+    </w:p>
+    <w:p>
+      <w:pPr>
+        <w:spacing w:after="80"/>
+      </w:pPr>
+      <w:r>
+        <w:t>React 18 met TypeScript:</w:t>
+      </w:r>
+    </w:p>
+    <w:p>
+      <w:pPr>
+        <w:spacing w:after="120"/>
+      </w:pPr>
       <w:r>
         <w:rPr>
           <w:i/>
           <w:iCs/>
           <w:color w:val="666666"/>
         </w:rPr>
-        <w:t xml:space="preserve"> zoals vastgesteld op het GitHub </w:t>
-      </w:r>
-      <w:proofErr w:type="spellStart"/>
+        <w:t>[Waarom React+TS vs Vue, Angular, vanilla JS?]</w:t>
+      </w:r>
+    </w:p>
+    <w:p>
+      <w:pPr>
+        <w:spacing w:after="80"/>
+      </w:pPr>
+      <w:r>
+        <w:t>Material UI v5:</w:t>
+      </w:r>
+    </w:p>
+    <w:p>
+      <w:pPr>
+        <w:spacing w:after="120"/>
+      </w:pPr>
       <w:r>
         <w:rPr>
           <w:i/>
           <w:iCs/>
           <w:color w:val="666666"/>
         </w:rPr>
-        <w:t>Projects</w:t>
-      </w:r>
-      <w:proofErr w:type="spellEnd"/>
+        <w:t>[Waarom MUI vs Chakra UI, Ant Design, Tailwind?]</w:t>
+      </w:r>
+    </w:p>
+    <w:p>
+      <w:pPr>
+        <w:spacing w:after="80"/>
+        <w:rPr>
+          <w:lang w:val="en-US"/>
+        </w:rPr>
+      </w:pPr>
+      <w:r>
+        <w:rPr>
+          <w:lang w:val="en-US"/>
+        </w:rPr>
+        <w:t>ApexCharts:</w:t>
+      </w:r>
+    </w:p>
+    <w:p>
+      <w:pPr>
+        <w:spacing w:after="120"/>
+        <w:rPr>
+          <w:lang w:val="en-US"/>
+        </w:rPr>
+      </w:pPr>
       <w:r>
         <w:rPr>
           <w:i/>
           <w:iCs/>
           <w:color w:val="666666"/>
-        </w:rPr>
-        <w:t xml:space="preserve"> scrumboard.]</w:t>
+          <w:lang w:val="en-US"/>
+        </w:rPr>
+        <w:t>[Waarom ApexCharts vs Recharts, Chart.js, D3?]</w:t>
+      </w:r>
+    </w:p>
+    <w:p>
+      <w:pPr>
+        <w:spacing w:after="80"/>
+        <w:rPr>
+          <w:lang w:val="en-US"/>
+        </w:rPr>
+      </w:pPr>
+      <w:r>
+        <w:rPr>
+          <w:lang w:val="en-US"/>
+        </w:rPr>
+        <w:t>Axios:</w:t>
+      </w:r>
+    </w:p>
+    <w:p>
+      <w:pPr>
+        <w:spacing w:after="120"/>
+        <w:rPr>
+          <w:lang w:val="en-US"/>
+        </w:rPr>
+      </w:pPr>
+      <w:r>
+        <w:rPr>
+          <w:i/>
+          <w:iCs/>
+          <w:color w:val="666666"/>
+          <w:lang w:val="en-US"/>
+        </w:rPr>
+        <w:t>[Waarom Axios vs fetch API?]</w:t>
+      </w:r>
+    </w:p>
+    <w:p>
+      <w:pPr>
+        <w:spacing w:after="80"/>
+        <w:rPr>
+          <w:lang w:val="en-US"/>
+        </w:rPr>
+      </w:pPr>
+      <w:r>
+        <w:rPr>
+          <w:lang w:val="en-US"/>
+        </w:rPr>
+        <w:t>Vitest:</w:t>
+      </w:r>
+    </w:p>
+    <w:p>
+      <w:pPr>
+        <w:spacing w:after="120"/>
+      </w:pPr>
+      <w:r>
+        <w:rPr>
+          <w:i/>
+          <w:iCs/>
+          <w:color w:val="666666"/>
+        </w:rPr>
+        <w:t>[Waarom Vitest vs Jest?]</w:t>
       </w:r>
     </w:p>
     <w:p>
@@ -740,244 +1325,15 @@
         <w:pStyle w:val="Heading2"/>
       </w:pPr>
       <w:r>
-        <w:t xml:space="preserve">1.4 Sprint </w:t>
-      </w:r>
-      <w:proofErr w:type="spellStart"/>
-      <w:r>
-        <w:t>backlog</w:t>
-      </w:r>
-      <w:proofErr w:type="spellEnd"/>
-      <w:r>
-        <w:t xml:space="preserve"> (begin sprint)</w:t>
-      </w:r>
-    </w:p>
-    <w:p>
-      <w:pPr>
-        <w:spacing w:after="80"/>
-      </w:pPr>
-      <w:r>
-        <w:t xml:space="preserve">Screenshot van het scrumboard aan het begin van de sprint, met user </w:t>
-      </w:r>
-      <w:proofErr w:type="spellStart"/>
-      <w:r>
-        <w:t>stories</w:t>
-      </w:r>
-      <w:proofErr w:type="spellEnd"/>
-      <w:r>
-        <w:t xml:space="preserve"> geprioriteerd (hoogste bovenaan):</w:t>
-      </w:r>
-    </w:p>
-    <w:p>
-      <w:pPr>
-        <w:spacing w:before="80" w:after="80"/>
-      </w:pPr>
-      <w:r>
-        <w:rPr>
-          <w:i/>
-          <w:iCs/>
-          <w:color w:val="999999"/>
-        </w:rPr>
-        <w:t xml:space="preserve">[Screenshot: Sprint </w:t>
-      </w:r>
-      <w:proofErr w:type="spellStart"/>
-      <w:r>
-        <w:rPr>
-          <w:i/>
-          <w:iCs/>
-          <w:color w:val="999999"/>
-        </w:rPr>
-        <w:t>backlog</w:t>
-      </w:r>
-      <w:proofErr w:type="spellEnd"/>
-      <w:r>
-        <w:rPr>
-          <w:i/>
-          <w:iCs/>
-          <w:color w:val="999999"/>
-        </w:rPr>
-        <w:t xml:space="preserve"> begin sprint — scrumboard_dag_1.png]</w:t>
-      </w:r>
-    </w:p>
-    <w:p>
-      <w:pPr>
-        <w:spacing w:after="80"/>
-      </w:pPr>
-    </w:p>
-    <w:p>
-      <w:pPr>
-        <w:pStyle w:val="Heading2"/>
-      </w:pPr>
-      <w:r>
-        <w:t>1.5 Scrumboard screenshots (dagelijks)</w:t>
-      </w:r>
-    </w:p>
-    <w:p>
-      <w:pPr>
-        <w:spacing w:after="80"/>
-      </w:pPr>
-      <w:r>
-        <w:t>Na elke dagelijkse update wordt een screenshot van het scrumboard gemaakt:</w:t>
-      </w:r>
-    </w:p>
-    <w:p>
-      <w:pPr>
-        <w:spacing w:before="80" w:after="80"/>
-      </w:pPr>
-      <w:r>
-        <w:rPr>
-          <w:i/>
-          <w:iCs/>
-          <w:color w:val="999999"/>
-        </w:rPr>
-        <w:t>[Screenshot: Dag 1 — Ma 16 mrt]</w:t>
-      </w:r>
-    </w:p>
-    <w:p>
-      <w:pPr>
-        <w:spacing w:before="80" w:after="80"/>
-      </w:pPr>
-      <w:r>
-        <w:rPr>
-          <w:i/>
-          <w:iCs/>
-          <w:color w:val="999999"/>
-        </w:rPr>
-        <w:t>[Screenshot: Dag 2 — Di 17 mrt]</w:t>
-      </w:r>
-    </w:p>
-    <w:p>
-      <w:pPr>
-        <w:spacing w:before="80" w:after="80"/>
-      </w:pPr>
-      <w:r>
-        <w:rPr>
-          <w:i/>
-          <w:iCs/>
-          <w:color w:val="999999"/>
-        </w:rPr>
-        <w:t>[Screenshot: Dag 3 — Wo 18 mrt]</w:t>
-      </w:r>
-    </w:p>
-    <w:p>
-      <w:pPr>
-        <w:spacing w:before="80" w:after="80"/>
-      </w:pPr>
-      <w:r>
-        <w:rPr>
-          <w:i/>
-          <w:iCs/>
-          <w:color w:val="999999"/>
-        </w:rPr>
-        <w:t>[Screenshot: Dag 4 — Do 19 mrt]</w:t>
-      </w:r>
-    </w:p>
-    <w:p>
-      <w:pPr>
-        <w:spacing w:before="80" w:after="80"/>
-      </w:pPr>
-      <w:r>
-        <w:rPr>
-          <w:i/>
-          <w:iCs/>
-          <w:color w:val="999999"/>
-        </w:rPr>
-        <w:t>[Screenshot: Dag 5 — Vr 20 mrt]</w:t>
-      </w:r>
-    </w:p>
-    <w:p>
-      <w:pPr>
-        <w:spacing w:before="80" w:after="80"/>
-      </w:pPr>
-      <w:r>
-        <w:rPr>
-          <w:i/>
-          <w:iCs/>
-          <w:color w:val="999999"/>
-        </w:rPr>
-        <w:t>[Screenshot: Dag 6 — Ma 23 mrt]</w:t>
-      </w:r>
-    </w:p>
-    <w:p>
-      <w:pPr>
-        <w:spacing w:before="80" w:after="80"/>
-      </w:pPr>
-      <w:r>
-        <w:rPr>
-          <w:i/>
-          <w:iCs/>
-          <w:color w:val="999999"/>
-        </w:rPr>
-        <w:t>[Screenshot: Dag 7 — Di 24 mrt]</w:t>
-      </w:r>
-    </w:p>
-    <w:p>
-      <w:pPr>
-        <w:spacing w:before="80" w:after="80"/>
-      </w:pPr>
-      <w:r>
-        <w:rPr>
-          <w:i/>
-          <w:iCs/>
-          <w:color w:val="999999"/>
-        </w:rPr>
-        <w:t>[Screenshot: Dag 8 — Wo 25 mrt]</w:t>
-      </w:r>
-    </w:p>
-    <w:p>
-      <w:pPr>
-        <w:spacing w:before="80" w:after="80"/>
-      </w:pPr>
-      <w:r>
-        <w:rPr>
-          <w:i/>
-          <w:iCs/>
-          <w:color w:val="999999"/>
-        </w:rPr>
-        <w:t>[Screenshot: Dag 9 — Do 26 mrt]</w:t>
-      </w:r>
-    </w:p>
-    <w:p>
-      <w:pPr>
-        <w:spacing w:before="80" w:after="80"/>
-      </w:pPr>
-      <w:r>
-        <w:rPr>
-          <w:i/>
-          <w:iCs/>
-          <w:color w:val="999999"/>
-        </w:rPr>
-        <w:t>[Screenshot: Dag 10 — Vr 27 mrt]</w:t>
-      </w:r>
-    </w:p>
-    <w:p>
-      <w:pPr>
-        <w:spacing w:after="80"/>
-      </w:pPr>
-    </w:p>
-    <w:p>
-      <w:pPr>
-        <w:pStyle w:val="Heading2"/>
-      </w:pPr>
-      <w:r>
-        <w:t xml:space="preserve">1.6 </w:t>
-      </w:r>
-      <w:proofErr w:type="spellStart"/>
-      <w:r>
-        <w:t>Wireframes</w:t>
-      </w:r>
-      <w:proofErr w:type="spellEnd"/>
-    </w:p>
-    <w:p>
-      <w:pPr>
-        <w:spacing w:after="80"/>
-      </w:pPr>
-      <w:proofErr w:type="spellStart"/>
-      <w:r>
-        <w:t>Wireframes</w:t>
-      </w:r>
-      <w:proofErr w:type="spellEnd"/>
-      <w:r>
-        <w:t xml:space="preserve"> voor alle pagina’s (desktop en mobiel/tablet):</w:t>
+        <w:t>1.12 Onderbouwing ethiek, privacy en security</w:t>
+      </w:r>
+    </w:p>
+    <w:p>
+      <w:pPr>
+        <w:spacing w:after="80"/>
+      </w:pPr>
+      <w:r>
+        <w:t>Privacy:</w:t>
       </w:r>
     </w:p>
     <w:p>
@@ -990,1447 +1346,49 @@
           <w:iCs/>
           <w:color w:val="666666"/>
         </w:rPr>
-        <w:t xml:space="preserve">[Plak hier de </w:t>
-      </w:r>
-      <w:proofErr w:type="spellStart"/>
+        <w:t>[Beschrijf hoe het dashboard omgaat met potentieel herleidbare data. Alleen geanonimiseerde/geaggregeerde data. BAG-referenties op contingentniveau, niet individueel.]</w:t>
+      </w:r>
+    </w:p>
+    <w:p>
+      <w:pPr>
+        <w:spacing w:after="80"/>
+      </w:pPr>
+      <w:r>
+        <w:t>Security:</w:t>
+      </w:r>
+    </w:p>
+    <w:p>
+      <w:pPr>
+        <w:spacing w:after="120"/>
+      </w:pPr>
       <w:r>
         <w:rPr>
           <w:i/>
           <w:iCs/>
           <w:color w:val="666666"/>
         </w:rPr>
-        <w:t>wireframes</w:t>
-      </w:r>
-      <w:proofErr w:type="spellEnd"/>
+        <w:t>[Beschrijf hoe API-credentials worden beheerd: .env, .gitignore, HTTPS. Geen credentials in de code.]</w:t>
+      </w:r>
+    </w:p>
+    <w:p>
+      <w:pPr>
+        <w:spacing w:after="80"/>
+      </w:pPr>
+      <w:r>
+        <w:t>Ethiek:</w:t>
+      </w:r>
+    </w:p>
+    <w:p>
+      <w:pPr>
+        <w:spacing w:after="120"/>
+      </w:pPr>
       <w:r>
         <w:rPr>
           <w:i/>
           <w:iCs/>
           <w:color w:val="666666"/>
         </w:rPr>
-        <w:t xml:space="preserve"> </w:t>
-      </w:r>
-      <w:proofErr w:type="gramStart"/>
-      <w:r>
-        <w:rPr>
-          <w:i/>
-          <w:iCs/>
-          <w:color w:val="666666"/>
-        </w:rPr>
-        <w:t>voor /</w:t>
-      </w:r>
-      <w:proofErr w:type="gramEnd"/>
-      <w:r>
-        <w:rPr>
-          <w:i/>
-          <w:iCs/>
-          <w:color w:val="666666"/>
-        </w:rPr>
-        <w:t>, /contingent/:</w:t>
-      </w:r>
-      <w:proofErr w:type="spellStart"/>
-      <w:r>
-        <w:rPr>
-          <w:i/>
-          <w:iCs/>
-          <w:color w:val="666666"/>
-        </w:rPr>
-        <w:t>id</w:t>
-      </w:r>
-      <w:proofErr w:type="spellEnd"/>
-      <w:r>
-        <w:rPr>
-          <w:i/>
-          <w:iCs/>
-          <w:color w:val="666666"/>
-        </w:rPr>
-        <w:t>, en /</w:t>
-      </w:r>
-      <w:proofErr w:type="spellStart"/>
-      <w:r>
-        <w:rPr>
-          <w:i/>
-          <w:iCs/>
-          <w:color w:val="666666"/>
-        </w:rPr>
-        <w:t>about</w:t>
-      </w:r>
-      <w:proofErr w:type="spellEnd"/>
-      <w:r>
-        <w:rPr>
-          <w:i/>
-          <w:iCs/>
-          <w:color w:val="666666"/>
-        </w:rPr>
-        <w:t xml:space="preserve"> — desktop en mobiel versies.]</w:t>
-      </w:r>
-    </w:p>
-    <w:p>
-      <w:pPr>
-        <w:spacing w:before="80" w:after="80"/>
-        <w:rPr>
-          <w:lang w:val="en-US"/>
-        </w:rPr>
-      </w:pPr>
-      <w:r>
-        <w:rPr>
-          <w:i/>
-          <w:iCs/>
-          <w:color w:val="999999"/>
-          <w:lang w:val="en-US"/>
-        </w:rPr>
-        <w:t>[Screenshot: Wireframe: Dashboard (</w:t>
-      </w:r>
-      <w:proofErr w:type="gramStart"/>
-      <w:r>
-        <w:rPr>
-          <w:i/>
-          <w:iCs/>
-          <w:color w:val="999999"/>
-          <w:lang w:val="en-US"/>
-        </w:rPr>
-        <w:t>/) —</w:t>
-      </w:r>
-      <w:proofErr w:type="gramEnd"/>
-      <w:r>
-        <w:rPr>
-          <w:i/>
-          <w:iCs/>
-          <w:color w:val="999999"/>
-          <w:lang w:val="en-US"/>
-        </w:rPr>
-        <w:t xml:space="preserve"> Desktop]</w:t>
-      </w:r>
-    </w:p>
-    <w:p>
-      <w:pPr>
-        <w:spacing w:before="80" w:after="80"/>
-        <w:rPr>
-          <w:lang w:val="en-US"/>
-        </w:rPr>
-      </w:pPr>
-      <w:r>
-        <w:rPr>
-          <w:i/>
-          <w:iCs/>
-          <w:color w:val="999999"/>
-          <w:lang w:val="en-US"/>
-        </w:rPr>
-        <w:t xml:space="preserve">[Screenshot: Wireframe: Dashboard (/) — </w:t>
-      </w:r>
-      <w:proofErr w:type="spellStart"/>
-      <w:r>
-        <w:rPr>
-          <w:i/>
-          <w:iCs/>
-          <w:color w:val="999999"/>
-          <w:lang w:val="en-US"/>
-        </w:rPr>
-        <w:t>Mobiel</w:t>
-      </w:r>
-      <w:proofErr w:type="spellEnd"/>
-      <w:r>
-        <w:rPr>
-          <w:i/>
-          <w:iCs/>
-          <w:color w:val="999999"/>
-          <w:lang w:val="en-US"/>
-        </w:rPr>
-        <w:t>]</w:t>
-      </w:r>
-    </w:p>
-    <w:p>
-      <w:pPr>
-        <w:spacing w:before="80" w:after="80"/>
-        <w:rPr>
-          <w:lang w:val="en-US"/>
-        </w:rPr>
-      </w:pPr>
-      <w:r>
-        <w:rPr>
-          <w:i/>
-          <w:iCs/>
-          <w:color w:val="999999"/>
-          <w:lang w:val="en-US"/>
-        </w:rPr>
-        <w:t>[Screenshot: Wireframe: Contingent Detail (/</w:t>
-      </w:r>
-      <w:proofErr w:type="gramStart"/>
-      <w:r>
-        <w:rPr>
-          <w:i/>
-          <w:iCs/>
-          <w:color w:val="999999"/>
-          <w:lang w:val="en-US"/>
-        </w:rPr>
-        <w:t>contingent/:id) —</w:t>
-      </w:r>
-      <w:proofErr w:type="gramEnd"/>
-      <w:r>
-        <w:rPr>
-          <w:i/>
-          <w:iCs/>
-          <w:color w:val="999999"/>
-          <w:lang w:val="en-US"/>
-        </w:rPr>
-        <w:t xml:space="preserve"> Desktop]</w:t>
-      </w:r>
-    </w:p>
-    <w:p>
-      <w:pPr>
-        <w:spacing w:before="80" w:after="80"/>
-        <w:rPr>
-          <w:lang w:val="en-US"/>
-        </w:rPr>
-      </w:pPr>
-      <w:r>
-        <w:rPr>
-          <w:i/>
-          <w:iCs/>
-          <w:color w:val="999999"/>
-          <w:lang w:val="en-US"/>
-        </w:rPr>
-        <w:t xml:space="preserve">[Screenshot: Wireframe: Contingent Detail (/contingent/:id) — </w:t>
-      </w:r>
-      <w:proofErr w:type="spellStart"/>
-      <w:r>
-        <w:rPr>
-          <w:i/>
-          <w:iCs/>
-          <w:color w:val="999999"/>
-          <w:lang w:val="en-US"/>
-        </w:rPr>
-        <w:t>Mobiel</w:t>
-      </w:r>
-      <w:proofErr w:type="spellEnd"/>
-      <w:r>
-        <w:rPr>
-          <w:i/>
-          <w:iCs/>
-          <w:color w:val="999999"/>
-          <w:lang w:val="en-US"/>
-        </w:rPr>
-        <w:t>]</w:t>
-      </w:r>
-    </w:p>
-    <w:p>
-      <w:pPr>
-        <w:spacing w:before="80" w:after="80"/>
-        <w:rPr>
-          <w:lang w:val="en-US"/>
-        </w:rPr>
-      </w:pPr>
-      <w:r>
-        <w:rPr>
-          <w:i/>
-          <w:iCs/>
-          <w:color w:val="999999"/>
-          <w:lang w:val="en-US"/>
-        </w:rPr>
-        <w:t>[Screenshot: Wireframe: About (/</w:t>
-      </w:r>
-      <w:proofErr w:type="gramStart"/>
-      <w:r>
-        <w:rPr>
-          <w:i/>
-          <w:iCs/>
-          <w:color w:val="999999"/>
-          <w:lang w:val="en-US"/>
-        </w:rPr>
-        <w:t>about) —</w:t>
-      </w:r>
-      <w:proofErr w:type="gramEnd"/>
-      <w:r>
-        <w:rPr>
-          <w:i/>
-          <w:iCs/>
-          <w:color w:val="999999"/>
-          <w:lang w:val="en-US"/>
-        </w:rPr>
-        <w:t xml:space="preserve"> Desktop]</w:t>
-      </w:r>
-    </w:p>
-    <w:p>
-      <w:pPr>
-        <w:spacing w:before="80" w:after="80"/>
-        <w:rPr>
-          <w:lang w:val="en-US"/>
-        </w:rPr>
-      </w:pPr>
-      <w:r>
-        <w:rPr>
-          <w:i/>
-          <w:iCs/>
-          <w:color w:val="999999"/>
-          <w:lang w:val="en-US"/>
-        </w:rPr>
-        <w:t xml:space="preserve">[Screenshot: Wireframe: About (/about) — </w:t>
-      </w:r>
-      <w:proofErr w:type="spellStart"/>
-      <w:r>
-        <w:rPr>
-          <w:i/>
-          <w:iCs/>
-          <w:color w:val="999999"/>
-          <w:lang w:val="en-US"/>
-        </w:rPr>
-        <w:t>Mobiel</w:t>
-      </w:r>
-      <w:proofErr w:type="spellEnd"/>
-      <w:r>
-        <w:rPr>
-          <w:i/>
-          <w:iCs/>
-          <w:color w:val="999999"/>
-          <w:lang w:val="en-US"/>
-        </w:rPr>
-        <w:t>]</w:t>
-      </w:r>
-    </w:p>
-    <w:p>
-      <w:pPr>
-        <w:spacing w:after="80"/>
-        <w:rPr>
-          <w:lang w:val="en-US"/>
-        </w:rPr>
-      </w:pPr>
-    </w:p>
-    <w:p>
-      <w:pPr>
-        <w:pStyle w:val="Heading2"/>
-      </w:pPr>
-      <w:r>
-        <w:lastRenderedPageBreak/>
-        <w:t xml:space="preserve">1.7 </w:t>
-      </w:r>
-      <w:proofErr w:type="gramStart"/>
-      <w:r>
-        <w:t>Sitemap /</w:t>
-      </w:r>
-      <w:proofErr w:type="gramEnd"/>
-      <w:r>
-        <w:t xml:space="preserve"> Routing </w:t>
-      </w:r>
-      <w:proofErr w:type="spellStart"/>
-      <w:r>
-        <w:t>structure</w:t>
-      </w:r>
-      <w:proofErr w:type="spellEnd"/>
-    </w:p>
-    <w:p>
-      <w:pPr>
-        <w:spacing w:after="120"/>
-      </w:pPr>
-      <w:r>
-        <w:rPr>
-          <w:i/>
-          <w:iCs/>
-          <w:color w:val="666666"/>
-        </w:rPr>
-        <w:t>[Plak hier de sitemap die de routing structuur toont</w:t>
-      </w:r>
-      <w:proofErr w:type="gramStart"/>
-      <w:r>
-        <w:rPr>
-          <w:i/>
-          <w:iCs/>
-          <w:color w:val="666666"/>
-        </w:rPr>
-        <w:t>: /</w:t>
-      </w:r>
-      <w:proofErr w:type="gramEnd"/>
-      <w:r>
-        <w:rPr>
-          <w:i/>
-          <w:iCs/>
-          <w:color w:val="666666"/>
-        </w:rPr>
-        <w:t xml:space="preserve"> → Dashboard, /contingent/:</w:t>
-      </w:r>
-      <w:proofErr w:type="spellStart"/>
-      <w:r>
-        <w:rPr>
-          <w:i/>
-          <w:iCs/>
-          <w:color w:val="666666"/>
-        </w:rPr>
-        <w:t>id</w:t>
-      </w:r>
-      <w:proofErr w:type="spellEnd"/>
-      <w:r>
-        <w:rPr>
-          <w:i/>
-          <w:iCs/>
-          <w:color w:val="666666"/>
-        </w:rPr>
-        <w:t xml:space="preserve"> → Detail, /</w:t>
-      </w:r>
-      <w:proofErr w:type="spellStart"/>
-      <w:r>
-        <w:rPr>
-          <w:i/>
-          <w:iCs/>
-          <w:color w:val="666666"/>
-        </w:rPr>
-        <w:t>about</w:t>
-      </w:r>
-      <w:proofErr w:type="spellEnd"/>
-      <w:r>
-        <w:rPr>
-          <w:i/>
-          <w:iCs/>
-          <w:color w:val="666666"/>
-        </w:rPr>
-        <w:t xml:space="preserve"> → Info]</w:t>
-      </w:r>
-    </w:p>
-    <w:p>
-      <w:pPr>
-        <w:spacing w:before="80" w:after="80"/>
-        <w:rPr>
-          <w:lang w:val="en-US"/>
-        </w:rPr>
-      </w:pPr>
-      <w:r>
-        <w:rPr>
-          <w:i/>
-          <w:iCs/>
-          <w:color w:val="999999"/>
-          <w:lang w:val="en-US"/>
-        </w:rPr>
-        <w:t>[Screenshot: Sitemap diagram]</w:t>
-      </w:r>
-    </w:p>
-    <w:p>
-      <w:pPr>
-        <w:spacing w:after="80"/>
-        <w:rPr>
-          <w:lang w:val="en-US"/>
-        </w:rPr>
-      </w:pPr>
-    </w:p>
-    <w:p>
-      <w:pPr>
-        <w:pStyle w:val="Heading2"/>
-        <w:rPr>
-          <w:lang w:val="en-US"/>
-        </w:rPr>
-      </w:pPr>
-      <w:r>
-        <w:rPr>
-          <w:lang w:val="en-US"/>
-        </w:rPr>
-        <w:t xml:space="preserve">1.8 </w:t>
-      </w:r>
-      <w:proofErr w:type="spellStart"/>
-      <w:r>
-        <w:rPr>
-          <w:lang w:val="en-US"/>
-        </w:rPr>
-        <w:t>Componentendiagram</w:t>
-      </w:r>
-      <w:proofErr w:type="spellEnd"/>
-    </w:p>
-    <w:p>
-      <w:pPr>
-        <w:spacing w:after="80"/>
-        <w:rPr>
-          <w:lang w:val="en-US"/>
-        </w:rPr>
-      </w:pPr>
-      <w:r>
-        <w:rPr>
-          <w:lang w:val="en-US"/>
-        </w:rPr>
-        <w:t xml:space="preserve">React component tree met </w:t>
-      </w:r>
-      <w:proofErr w:type="spellStart"/>
-      <w:r>
-        <w:rPr>
-          <w:lang w:val="en-US"/>
-        </w:rPr>
-        <w:t>architectuur</w:t>
-      </w:r>
-      <w:proofErr w:type="spellEnd"/>
-      <w:r>
-        <w:rPr>
-          <w:lang w:val="en-US"/>
-        </w:rPr>
-        <w:t xml:space="preserve">: Router, </w:t>
-      </w:r>
-      <w:proofErr w:type="spellStart"/>
-      <w:r>
-        <w:rPr>
-          <w:lang w:val="en-US"/>
-        </w:rPr>
-        <w:t>ErrorBoundary</w:t>
-      </w:r>
-      <w:proofErr w:type="spellEnd"/>
-      <w:r>
-        <w:rPr>
-          <w:lang w:val="en-US"/>
-        </w:rPr>
-        <w:t xml:space="preserve">, </w:t>
-      </w:r>
-      <w:proofErr w:type="spellStart"/>
-      <w:r>
-        <w:rPr>
-          <w:lang w:val="en-US"/>
-        </w:rPr>
-        <w:t>ThemeProvider</w:t>
-      </w:r>
-      <w:proofErr w:type="spellEnd"/>
-      <w:r>
-        <w:rPr>
-          <w:lang w:val="en-US"/>
-        </w:rPr>
-        <w:t xml:space="preserve">, </w:t>
-      </w:r>
-      <w:proofErr w:type="spellStart"/>
-      <w:r>
-        <w:rPr>
-          <w:lang w:val="en-US"/>
-        </w:rPr>
-        <w:t>DashboardProvider</w:t>
-      </w:r>
-      <w:proofErr w:type="spellEnd"/>
-      <w:r>
-        <w:rPr>
-          <w:lang w:val="en-US"/>
-        </w:rPr>
-        <w:t xml:space="preserve">, </w:t>
-      </w:r>
-      <w:proofErr w:type="spellStart"/>
-      <w:r>
-        <w:rPr>
-          <w:lang w:val="en-US"/>
-        </w:rPr>
-        <w:t>useDashboardData</w:t>
-      </w:r>
-      <w:proofErr w:type="spellEnd"/>
-      <w:r>
-        <w:rPr>
-          <w:lang w:val="en-US"/>
-        </w:rPr>
-        <w:t xml:space="preserve"> hook, services, config.</w:t>
-      </w:r>
-    </w:p>
-    <w:p>
-      <w:pPr>
-        <w:spacing w:before="80" w:after="80"/>
-        <w:rPr>
-          <w:lang w:val="en-US"/>
-        </w:rPr>
-      </w:pPr>
-      <w:r>
-        <w:rPr>
-          <w:i/>
-          <w:iCs/>
-          <w:color w:val="999999"/>
-          <w:lang w:val="en-US"/>
-        </w:rPr>
-        <w:t xml:space="preserve">[Screenshot: </w:t>
-      </w:r>
-      <w:proofErr w:type="spellStart"/>
-      <w:r>
-        <w:rPr>
-          <w:i/>
-          <w:iCs/>
-          <w:color w:val="999999"/>
-          <w:lang w:val="en-US"/>
-        </w:rPr>
-        <w:t>Componentendiagram</w:t>
-      </w:r>
-      <w:proofErr w:type="spellEnd"/>
-      <w:r>
-        <w:rPr>
-          <w:i/>
-          <w:iCs/>
-          <w:color w:val="999999"/>
-          <w:lang w:val="en-US"/>
-        </w:rPr>
-        <w:t>]</w:t>
-      </w:r>
-    </w:p>
-    <w:p>
-      <w:pPr>
-        <w:spacing w:after="80"/>
-        <w:rPr>
-          <w:lang w:val="en-US"/>
-        </w:rPr>
-      </w:pPr>
-    </w:p>
-    <w:p>
-      <w:pPr>
-        <w:pStyle w:val="Heading2"/>
-        <w:rPr>
-          <w:lang w:val="en-US"/>
-        </w:rPr>
-      </w:pPr>
-      <w:r>
-        <w:rPr>
-          <w:lang w:val="en-US"/>
-        </w:rPr>
-        <w:t>1.9 UML Class Diagram (TypeScript Interfaces)</w:t>
-      </w:r>
-    </w:p>
-    <w:p>
-      <w:pPr>
-        <w:spacing w:after="80"/>
-      </w:pPr>
-      <w:r>
-        <w:t xml:space="preserve">Diagram met alle </w:t>
-      </w:r>
-      <w:proofErr w:type="spellStart"/>
-      <w:r>
-        <w:t>TypeScript</w:t>
-      </w:r>
-      <w:proofErr w:type="spellEnd"/>
-      <w:r>
-        <w:t xml:space="preserve"> interfaces en hun onderlinge relaties. Toont hoe SPARQL/HCO/SAREF data </w:t>
-      </w:r>
-      <w:proofErr w:type="spellStart"/>
-      <w:r>
-        <w:t>mapt</w:t>
-      </w:r>
-      <w:proofErr w:type="spellEnd"/>
-      <w:r>
-        <w:t xml:space="preserve"> naar de </w:t>
-      </w:r>
-      <w:proofErr w:type="spellStart"/>
-      <w:r>
-        <w:t>frontend</w:t>
-      </w:r>
-      <w:proofErr w:type="spellEnd"/>
-      <w:r>
-        <w:t xml:space="preserve"> </w:t>
-      </w:r>
-      <w:proofErr w:type="spellStart"/>
-      <w:r>
-        <w:t>models</w:t>
-      </w:r>
-      <w:proofErr w:type="spellEnd"/>
-      <w:r>
-        <w:t>.</w:t>
-      </w:r>
-    </w:p>
-    <w:p>
-      <w:pPr>
-        <w:spacing w:before="80" w:after="80"/>
-        <w:rPr>
-          <w:lang w:val="en-US"/>
-        </w:rPr>
-      </w:pPr>
-      <w:r>
-        <w:rPr>
-          <w:i/>
-          <w:iCs/>
-          <w:color w:val="999999"/>
-          <w:lang w:val="en-US"/>
-        </w:rPr>
-        <w:t>[Screenshot: UML Class Diagram]</w:t>
-      </w:r>
-    </w:p>
-    <w:p>
-      <w:pPr>
-        <w:spacing w:after="80"/>
-        <w:rPr>
-          <w:lang w:val="en-US"/>
-        </w:rPr>
-      </w:pPr>
-    </w:p>
-    <w:p>
-      <w:pPr>
-        <w:pStyle w:val="Heading2"/>
-        <w:rPr>
-          <w:lang w:val="en-US"/>
-        </w:rPr>
-      </w:pPr>
-      <w:r>
-        <w:rPr>
-          <w:lang w:val="en-US"/>
-        </w:rPr>
-        <w:t>1.10 Dataflow-diagram</w:t>
-      </w:r>
-    </w:p>
-    <w:p>
-      <w:pPr>
-        <w:spacing w:after="80"/>
-        <w:rPr>
-          <w:lang w:val="en-US"/>
-        </w:rPr>
-      </w:pPr>
-      <w:proofErr w:type="spellStart"/>
-      <w:r>
-        <w:rPr>
-          <w:lang w:val="en-US"/>
-        </w:rPr>
-        <w:t>Volledige</w:t>
-      </w:r>
-      <w:proofErr w:type="spellEnd"/>
-      <w:r>
-        <w:rPr>
-          <w:lang w:val="en-US"/>
-        </w:rPr>
-        <w:t xml:space="preserve"> dataflow: User </w:t>
-      </w:r>
-      <w:proofErr w:type="spellStart"/>
-      <w:r>
-        <w:rPr>
-          <w:lang w:val="en-US"/>
-        </w:rPr>
-        <w:t>selecteert</w:t>
-      </w:r>
-      <w:proofErr w:type="spellEnd"/>
-      <w:r>
-        <w:rPr>
-          <w:lang w:val="en-US"/>
-        </w:rPr>
-        <w:t xml:space="preserve"> contingent → React → Axios → </w:t>
-      </w:r>
-      <w:proofErr w:type="spellStart"/>
-      <w:r>
-        <w:rPr>
-          <w:lang w:val="en-US"/>
-        </w:rPr>
-        <w:t>Hupie</w:t>
-      </w:r>
-      <w:proofErr w:type="spellEnd"/>
-      <w:r>
-        <w:rPr>
-          <w:lang w:val="en-US"/>
-        </w:rPr>
-        <w:t xml:space="preserve"> API → JSON → </w:t>
-      </w:r>
-      <w:proofErr w:type="spellStart"/>
-      <w:r>
-        <w:rPr>
-          <w:lang w:val="en-US"/>
-        </w:rPr>
-        <w:t>dataMapper</w:t>
-      </w:r>
-      <w:proofErr w:type="spellEnd"/>
-      <w:r>
-        <w:rPr>
-          <w:lang w:val="en-US"/>
-        </w:rPr>
-        <w:t xml:space="preserve"> → </w:t>
-      </w:r>
-      <w:proofErr w:type="spellStart"/>
-      <w:r>
-        <w:rPr>
-          <w:lang w:val="en-US"/>
-        </w:rPr>
-        <w:t>kpiAggregator</w:t>
-      </w:r>
-      <w:proofErr w:type="spellEnd"/>
-      <w:r>
-        <w:rPr>
-          <w:lang w:val="en-US"/>
-        </w:rPr>
-        <w:t xml:space="preserve"> → </w:t>
-      </w:r>
-      <w:proofErr w:type="spellStart"/>
-      <w:r>
-        <w:rPr>
-          <w:lang w:val="en-US"/>
-        </w:rPr>
-        <w:t>decisionEngine</w:t>
-      </w:r>
-      <w:proofErr w:type="spellEnd"/>
-      <w:r>
-        <w:rPr>
-          <w:lang w:val="en-US"/>
-        </w:rPr>
-        <w:t xml:space="preserve"> → </w:t>
-      </w:r>
-      <w:proofErr w:type="spellStart"/>
-      <w:r>
-        <w:rPr>
-          <w:lang w:val="en-US"/>
-        </w:rPr>
-        <w:t>useDashboardData</w:t>
-      </w:r>
-      <w:proofErr w:type="spellEnd"/>
-      <w:r>
-        <w:rPr>
-          <w:lang w:val="en-US"/>
-        </w:rPr>
-        <w:t xml:space="preserve"> → UI.</w:t>
-      </w:r>
-    </w:p>
-    <w:p>
-      <w:pPr>
-        <w:spacing w:before="80" w:after="80"/>
-      </w:pPr>
-      <w:r>
-        <w:rPr>
-          <w:i/>
-          <w:iCs/>
-          <w:color w:val="999999"/>
-        </w:rPr>
-        <w:t xml:space="preserve">[Screenshot: </w:t>
-      </w:r>
-      <w:proofErr w:type="gramStart"/>
-      <w:r>
-        <w:rPr>
-          <w:i/>
-          <w:iCs/>
-          <w:color w:val="999999"/>
-        </w:rPr>
-        <w:t>Dataflow /</w:t>
-      </w:r>
-      <w:proofErr w:type="gramEnd"/>
-      <w:r>
-        <w:rPr>
-          <w:i/>
-          <w:iCs/>
-          <w:color w:val="999999"/>
-        </w:rPr>
-        <w:t xml:space="preserve"> </w:t>
-      </w:r>
-      <w:proofErr w:type="spellStart"/>
-      <w:r>
-        <w:rPr>
-          <w:i/>
-          <w:iCs/>
-          <w:color w:val="999999"/>
-        </w:rPr>
-        <w:t>Sequence</w:t>
-      </w:r>
-      <w:proofErr w:type="spellEnd"/>
-      <w:r>
-        <w:rPr>
-          <w:i/>
-          <w:iCs/>
-          <w:color w:val="999999"/>
-        </w:rPr>
-        <w:t xml:space="preserve"> diagram]</w:t>
-      </w:r>
-    </w:p>
-    <w:p>
-      <w:pPr>
-        <w:spacing w:after="80"/>
-      </w:pPr>
-    </w:p>
-    <w:p>
-      <w:pPr>
-        <w:pStyle w:val="Heading2"/>
-      </w:pPr>
-      <w:r>
-        <w:t>1.11 Onderbouwing technologiekeuzes</w:t>
-      </w:r>
-    </w:p>
-    <w:p>
-      <w:pPr>
-        <w:spacing w:after="120"/>
-      </w:pPr>
-      <w:r>
-        <w:rPr>
-          <w:i/>
-          <w:iCs/>
-          <w:color w:val="666666"/>
-        </w:rPr>
-        <w:t>[Voor elke technologiekeuze: waarom gekozen, welk alternatief overwogen, waarom niet gekozen.]</w:t>
-      </w:r>
-    </w:p>
-    <w:p>
-      <w:pPr>
-        <w:spacing w:after="80"/>
-      </w:pPr>
-      <w:proofErr w:type="spellStart"/>
-      <w:r>
-        <w:t>React</w:t>
-      </w:r>
-      <w:proofErr w:type="spellEnd"/>
-      <w:r>
-        <w:t xml:space="preserve"> 18 met </w:t>
-      </w:r>
-      <w:proofErr w:type="spellStart"/>
-      <w:r>
-        <w:t>TypeScript</w:t>
-      </w:r>
-      <w:proofErr w:type="spellEnd"/>
-      <w:r>
-        <w:t>:</w:t>
-      </w:r>
-    </w:p>
-    <w:p>
-      <w:pPr>
-        <w:spacing w:after="120"/>
-      </w:pPr>
-      <w:r>
-        <w:rPr>
-          <w:i/>
-          <w:iCs/>
-          <w:color w:val="666666"/>
-        </w:rPr>
-        <w:t xml:space="preserve">[Waarom </w:t>
-      </w:r>
-      <w:proofErr w:type="spellStart"/>
-      <w:r>
-        <w:rPr>
-          <w:i/>
-          <w:iCs/>
-          <w:color w:val="666666"/>
-        </w:rPr>
-        <w:t>React+TS</w:t>
-      </w:r>
-      <w:proofErr w:type="spellEnd"/>
-      <w:r>
-        <w:rPr>
-          <w:i/>
-          <w:iCs/>
-          <w:color w:val="666666"/>
-        </w:rPr>
-        <w:t xml:space="preserve"> </w:t>
-      </w:r>
-      <w:proofErr w:type="spellStart"/>
-      <w:r>
-        <w:rPr>
-          <w:i/>
-          <w:iCs/>
-          <w:color w:val="666666"/>
-        </w:rPr>
-        <w:t>vs</w:t>
-      </w:r>
-      <w:proofErr w:type="spellEnd"/>
-      <w:r>
-        <w:rPr>
-          <w:i/>
-          <w:iCs/>
-          <w:color w:val="666666"/>
-        </w:rPr>
-        <w:t xml:space="preserve"> Vue, </w:t>
-      </w:r>
-      <w:proofErr w:type="spellStart"/>
-      <w:r>
-        <w:rPr>
-          <w:i/>
-          <w:iCs/>
-          <w:color w:val="666666"/>
-        </w:rPr>
-        <w:t>Angular</w:t>
-      </w:r>
-      <w:proofErr w:type="spellEnd"/>
-      <w:r>
-        <w:rPr>
-          <w:i/>
-          <w:iCs/>
-          <w:color w:val="666666"/>
-        </w:rPr>
-        <w:t xml:space="preserve">, </w:t>
-      </w:r>
-      <w:proofErr w:type="spellStart"/>
-      <w:r>
-        <w:rPr>
-          <w:i/>
-          <w:iCs/>
-          <w:color w:val="666666"/>
-        </w:rPr>
-        <w:t>vanilla</w:t>
-      </w:r>
-      <w:proofErr w:type="spellEnd"/>
-      <w:r>
-        <w:rPr>
-          <w:i/>
-          <w:iCs/>
-          <w:color w:val="666666"/>
-        </w:rPr>
-        <w:t xml:space="preserve"> JS?]</w:t>
-      </w:r>
-    </w:p>
-    <w:p>
-      <w:pPr>
-        <w:spacing w:after="80"/>
-      </w:pPr>
-      <w:proofErr w:type="spellStart"/>
-      <w:r>
-        <w:t>Material</w:t>
-      </w:r>
-      <w:proofErr w:type="spellEnd"/>
-      <w:r>
-        <w:t xml:space="preserve"> UI v5:</w:t>
-      </w:r>
-    </w:p>
-    <w:p>
-      <w:pPr>
-        <w:spacing w:after="120"/>
-      </w:pPr>
-      <w:r>
-        <w:rPr>
-          <w:i/>
-          <w:iCs/>
-          <w:color w:val="666666"/>
-        </w:rPr>
-        <w:t xml:space="preserve">[Waarom MUI </w:t>
-      </w:r>
-      <w:proofErr w:type="spellStart"/>
-      <w:r>
-        <w:rPr>
-          <w:i/>
-          <w:iCs/>
-          <w:color w:val="666666"/>
-        </w:rPr>
-        <w:t>vs</w:t>
-      </w:r>
-      <w:proofErr w:type="spellEnd"/>
-      <w:r>
-        <w:rPr>
-          <w:i/>
-          <w:iCs/>
-          <w:color w:val="666666"/>
-        </w:rPr>
-        <w:t xml:space="preserve"> Chakra UI, </w:t>
-      </w:r>
-      <w:proofErr w:type="spellStart"/>
-      <w:r>
-        <w:rPr>
-          <w:i/>
-          <w:iCs/>
-          <w:color w:val="666666"/>
-        </w:rPr>
-        <w:t>Ant</w:t>
-      </w:r>
-      <w:proofErr w:type="spellEnd"/>
-      <w:r>
-        <w:rPr>
-          <w:i/>
-          <w:iCs/>
-          <w:color w:val="666666"/>
-        </w:rPr>
-        <w:t xml:space="preserve"> Design, </w:t>
-      </w:r>
-      <w:proofErr w:type="spellStart"/>
-      <w:r>
-        <w:rPr>
-          <w:i/>
-          <w:iCs/>
-          <w:color w:val="666666"/>
-        </w:rPr>
-        <w:t>Tailwind</w:t>
-      </w:r>
-      <w:proofErr w:type="spellEnd"/>
-      <w:r>
-        <w:rPr>
-          <w:i/>
-          <w:iCs/>
-          <w:color w:val="666666"/>
-        </w:rPr>
-        <w:t>?]</w:t>
-      </w:r>
-    </w:p>
-    <w:p>
-      <w:pPr>
-        <w:spacing w:after="80"/>
-        <w:rPr>
-          <w:lang w:val="en-US"/>
-        </w:rPr>
-      </w:pPr>
-      <w:proofErr w:type="spellStart"/>
-      <w:r>
-        <w:rPr>
-          <w:lang w:val="en-US"/>
-        </w:rPr>
-        <w:t>ApexCharts</w:t>
-      </w:r>
-      <w:proofErr w:type="spellEnd"/>
-      <w:r>
-        <w:rPr>
-          <w:lang w:val="en-US"/>
-        </w:rPr>
-        <w:t>:</w:t>
-      </w:r>
-    </w:p>
-    <w:p>
-      <w:pPr>
-        <w:spacing w:after="120"/>
-        <w:rPr>
-          <w:lang w:val="en-US"/>
-        </w:rPr>
-      </w:pPr>
-      <w:r>
-        <w:rPr>
-          <w:i/>
-          <w:iCs/>
-          <w:color w:val="666666"/>
-          <w:lang w:val="en-US"/>
-        </w:rPr>
-        <w:t>[</w:t>
-      </w:r>
-      <w:proofErr w:type="spellStart"/>
-      <w:r>
-        <w:rPr>
-          <w:i/>
-          <w:iCs/>
-          <w:color w:val="666666"/>
-          <w:lang w:val="en-US"/>
-        </w:rPr>
-        <w:t>Waarom</w:t>
-      </w:r>
-      <w:proofErr w:type="spellEnd"/>
-      <w:r>
-        <w:rPr>
-          <w:i/>
-          <w:iCs/>
-          <w:color w:val="666666"/>
-          <w:lang w:val="en-US"/>
-        </w:rPr>
-        <w:t xml:space="preserve"> </w:t>
-      </w:r>
-      <w:proofErr w:type="spellStart"/>
-      <w:r>
-        <w:rPr>
-          <w:i/>
-          <w:iCs/>
-          <w:color w:val="666666"/>
-          <w:lang w:val="en-US"/>
-        </w:rPr>
-        <w:t>ApexCharts</w:t>
-      </w:r>
-      <w:proofErr w:type="spellEnd"/>
-      <w:r>
-        <w:rPr>
-          <w:i/>
-          <w:iCs/>
-          <w:color w:val="666666"/>
-          <w:lang w:val="en-US"/>
-        </w:rPr>
-        <w:t xml:space="preserve"> vs Recharts, Chart.js, D3?]</w:t>
-      </w:r>
-    </w:p>
-    <w:p>
-      <w:pPr>
-        <w:spacing w:after="80"/>
-        <w:rPr>
-          <w:lang w:val="en-US"/>
-        </w:rPr>
-      </w:pPr>
-      <w:r>
-        <w:rPr>
-          <w:lang w:val="en-US"/>
-        </w:rPr>
-        <w:t>Axios:</w:t>
-      </w:r>
-    </w:p>
-    <w:p>
-      <w:pPr>
-        <w:spacing w:after="120"/>
-        <w:rPr>
-          <w:lang w:val="en-US"/>
-        </w:rPr>
-      </w:pPr>
-      <w:r>
-        <w:rPr>
-          <w:i/>
-          <w:iCs/>
-          <w:color w:val="666666"/>
-          <w:lang w:val="en-US"/>
-        </w:rPr>
-        <w:t>[</w:t>
-      </w:r>
-      <w:proofErr w:type="spellStart"/>
-      <w:r>
-        <w:rPr>
-          <w:i/>
-          <w:iCs/>
-          <w:color w:val="666666"/>
-          <w:lang w:val="en-US"/>
-        </w:rPr>
-        <w:t>Waarom</w:t>
-      </w:r>
-      <w:proofErr w:type="spellEnd"/>
-      <w:r>
-        <w:rPr>
-          <w:i/>
-          <w:iCs/>
-          <w:color w:val="666666"/>
-          <w:lang w:val="en-US"/>
-        </w:rPr>
-        <w:t xml:space="preserve"> Axios vs fetch API?]</w:t>
-      </w:r>
-    </w:p>
-    <w:p>
-      <w:pPr>
-        <w:spacing w:after="80"/>
-        <w:rPr>
-          <w:lang w:val="en-US"/>
-        </w:rPr>
-      </w:pPr>
-      <w:proofErr w:type="spellStart"/>
-      <w:r>
-        <w:rPr>
-          <w:lang w:val="en-US"/>
-        </w:rPr>
-        <w:t>Vitest</w:t>
-      </w:r>
-      <w:proofErr w:type="spellEnd"/>
-      <w:r>
-        <w:rPr>
-          <w:lang w:val="en-US"/>
-        </w:rPr>
-        <w:t>:</w:t>
-      </w:r>
-    </w:p>
-    <w:p>
-      <w:pPr>
-        <w:spacing w:after="120"/>
-      </w:pPr>
-      <w:r>
-        <w:rPr>
-          <w:i/>
-          <w:iCs/>
-          <w:color w:val="666666"/>
-        </w:rPr>
-        <w:t xml:space="preserve">[Waarom </w:t>
-      </w:r>
-      <w:proofErr w:type="spellStart"/>
-      <w:r>
-        <w:rPr>
-          <w:i/>
-          <w:iCs/>
-          <w:color w:val="666666"/>
-        </w:rPr>
-        <w:t>Vitest</w:t>
-      </w:r>
-      <w:proofErr w:type="spellEnd"/>
-      <w:r>
-        <w:rPr>
-          <w:i/>
-          <w:iCs/>
-          <w:color w:val="666666"/>
-        </w:rPr>
-        <w:t xml:space="preserve"> </w:t>
-      </w:r>
-      <w:proofErr w:type="spellStart"/>
-      <w:r>
-        <w:rPr>
-          <w:i/>
-          <w:iCs/>
-          <w:color w:val="666666"/>
-        </w:rPr>
-        <w:t>vs</w:t>
-      </w:r>
-      <w:proofErr w:type="spellEnd"/>
-      <w:r>
-        <w:rPr>
-          <w:i/>
-          <w:iCs/>
-          <w:color w:val="666666"/>
-        </w:rPr>
-        <w:t xml:space="preserve"> </w:t>
-      </w:r>
-      <w:proofErr w:type="spellStart"/>
-      <w:r>
-        <w:rPr>
-          <w:i/>
-          <w:iCs/>
-          <w:color w:val="666666"/>
-        </w:rPr>
-        <w:t>Jest</w:t>
-      </w:r>
-      <w:proofErr w:type="spellEnd"/>
-      <w:r>
-        <w:rPr>
-          <w:i/>
-          <w:iCs/>
-          <w:color w:val="666666"/>
-        </w:rPr>
-        <w:t>?]</w:t>
-      </w:r>
-    </w:p>
-    <w:p>
-      <w:pPr>
-        <w:spacing w:after="80"/>
-      </w:pPr>
-    </w:p>
-    <w:p>
-      <w:pPr>
-        <w:pStyle w:val="Heading2"/>
-      </w:pPr>
-      <w:r>
-        <w:t>1.12 Onderbouwing ethiek, privacy en security</w:t>
-      </w:r>
-    </w:p>
-    <w:p>
-      <w:pPr>
-        <w:spacing w:after="80"/>
-      </w:pPr>
-      <w:r>
-        <w:t>Privacy:</w:t>
-      </w:r>
-    </w:p>
-    <w:p>
-      <w:pPr>
-        <w:spacing w:after="120"/>
-      </w:pPr>
-      <w:r>
-        <w:rPr>
-          <w:i/>
-          <w:iCs/>
-          <w:color w:val="666666"/>
-        </w:rPr>
-        <w:t xml:space="preserve">[Beschrijf hoe het dashboard omgaat met potentieel herleidbare data. Alleen geanonimiseerde/geaggregeerde data. BAG-referenties op </w:t>
-      </w:r>
-      <w:proofErr w:type="spellStart"/>
-      <w:r>
-        <w:rPr>
-          <w:i/>
-          <w:iCs/>
-          <w:color w:val="666666"/>
-        </w:rPr>
-        <w:t>contingentniveau</w:t>
-      </w:r>
-      <w:proofErr w:type="spellEnd"/>
-      <w:r>
-        <w:rPr>
-          <w:i/>
-          <w:iCs/>
-          <w:color w:val="666666"/>
-        </w:rPr>
-        <w:t>, niet individueel.]</w:t>
-      </w:r>
-    </w:p>
-    <w:p>
-      <w:pPr>
-        <w:spacing w:after="80"/>
-      </w:pPr>
-      <w:r>
-        <w:t>Security:</w:t>
-      </w:r>
-    </w:p>
-    <w:p>
-      <w:pPr>
-        <w:spacing w:after="120"/>
-      </w:pPr>
-      <w:r>
-        <w:rPr>
-          <w:i/>
-          <w:iCs/>
-          <w:color w:val="666666"/>
-        </w:rPr>
-        <w:t>[Beschrijf hoe API-</w:t>
-      </w:r>
-      <w:proofErr w:type="spellStart"/>
-      <w:r>
-        <w:rPr>
-          <w:i/>
-          <w:iCs/>
-          <w:color w:val="666666"/>
-        </w:rPr>
-        <w:t>credentials</w:t>
-      </w:r>
-      <w:proofErr w:type="spellEnd"/>
-      <w:r>
-        <w:rPr>
-          <w:i/>
-          <w:iCs/>
-          <w:color w:val="666666"/>
-        </w:rPr>
-        <w:t xml:space="preserve"> worden beheerd</w:t>
-      </w:r>
-      <w:proofErr w:type="gramStart"/>
-      <w:r>
-        <w:rPr>
-          <w:i/>
-          <w:iCs/>
-          <w:color w:val="666666"/>
-        </w:rPr>
-        <w:t>: .</w:t>
-      </w:r>
-      <w:proofErr w:type="spellStart"/>
-      <w:r>
-        <w:rPr>
-          <w:i/>
-          <w:iCs/>
-          <w:color w:val="666666"/>
-        </w:rPr>
-        <w:t>env</w:t>
-      </w:r>
-      <w:proofErr w:type="spellEnd"/>
-      <w:r>
-        <w:rPr>
-          <w:i/>
-          <w:iCs/>
-          <w:color w:val="666666"/>
-        </w:rPr>
-        <w:t>, .</w:t>
-      </w:r>
-      <w:proofErr w:type="spellStart"/>
-      <w:r>
-        <w:rPr>
-          <w:i/>
-          <w:iCs/>
-          <w:color w:val="666666"/>
-        </w:rPr>
-        <w:t>gitignore</w:t>
-      </w:r>
-      <w:proofErr w:type="spellEnd"/>
-      <w:proofErr w:type="gramEnd"/>
-      <w:r>
-        <w:rPr>
-          <w:i/>
-          <w:iCs/>
-          <w:color w:val="666666"/>
-        </w:rPr>
-        <w:t xml:space="preserve">, HTTPS. Geen </w:t>
-      </w:r>
-      <w:proofErr w:type="spellStart"/>
-      <w:r>
-        <w:rPr>
-          <w:i/>
-          <w:iCs/>
-          <w:color w:val="666666"/>
-        </w:rPr>
-        <w:t>credentials</w:t>
-      </w:r>
-      <w:proofErr w:type="spellEnd"/>
-      <w:r>
-        <w:rPr>
-          <w:i/>
-          <w:iCs/>
-          <w:color w:val="666666"/>
-        </w:rPr>
-        <w:t xml:space="preserve"> in de code.]</w:t>
-      </w:r>
-    </w:p>
-    <w:p>
-      <w:pPr>
-        <w:spacing w:after="80"/>
-      </w:pPr>
-      <w:r>
-        <w:t>Ethiek:</w:t>
-      </w:r>
-    </w:p>
-    <w:p>
-      <w:pPr>
-        <w:spacing w:after="120"/>
-      </w:pPr>
-      <w:r>
-        <w:rPr>
-          <w:i/>
-          <w:iCs/>
-          <w:color w:val="666666"/>
-        </w:rPr>
-        <w:t xml:space="preserve">[Beschrijf hoe de KPI-visualisaties eerlijk en niet misleidend zijn: correcte schalen, duidelijke labels, geen </w:t>
-      </w:r>
-      <w:proofErr w:type="spellStart"/>
-      <w:r>
-        <w:rPr>
-          <w:i/>
-          <w:iCs/>
-          <w:color w:val="666666"/>
-        </w:rPr>
-        <w:t>cherry-picked</w:t>
-      </w:r>
-      <w:proofErr w:type="spellEnd"/>
-      <w:r>
-        <w:rPr>
-          <w:i/>
-          <w:iCs/>
-          <w:color w:val="666666"/>
-        </w:rPr>
-        <w:t xml:space="preserve"> data.]</w:t>
+        <w:t>[Beschrijf hoe de KPI-visualisaties eerlijk en niet misleidend zijn: correcte schalen, duidelijke labels, geen cherry-picked data.]</w:t>
       </w:r>
     </w:p>
     <w:p>
@@ -2453,13 +1411,8 @@
         <w:pStyle w:val="Heading2"/>
       </w:pPr>
       <w:r>
-        <w:t xml:space="preserve">2.1 Lijst toegewezen user </w:t>
-      </w:r>
-      <w:proofErr w:type="spellStart"/>
-      <w:r>
-        <w:t>stories</w:t>
-      </w:r>
-      <w:proofErr w:type="spellEnd"/>
+        <w:t>2.1 Lijst toegewezen user stories</w:t>
+      </w:r>
     </w:p>
     <w:p>
       <w:pPr>
@@ -2471,75 +1424,413 @@
           <w:iCs/>
           <w:color w:val="666666"/>
         </w:rPr>
-        <w:t xml:space="preserve">[Lijst van alle user </w:t>
-      </w:r>
-      <w:proofErr w:type="spellStart"/>
+        <w:t>[Lijst van alle user stories die je hebt uitgewerkt, met issue-nummers.]</w:t>
+      </w:r>
+    </w:p>
+    <w:p>
+      <w:pPr>
+        <w:spacing w:after="80"/>
+      </w:pPr>
+    </w:p>
+    <w:p>
+      <w:pPr>
+        <w:pStyle w:val="Heading2"/>
+      </w:pPr>
+      <w:r>
+        <w:t>2.2 Screenshots uitgewerkte functionaliteiten</w:t>
+      </w:r>
+    </w:p>
+    <w:p>
+      <w:pPr>
+        <w:spacing w:after="80"/>
+      </w:pPr>
+      <w:r>
+        <w:t>Per feature: screenshot van de werkende functionaliteit met een korte beschrijving.</w:t>
+      </w:r>
+    </w:p>
+    <w:p>
+      <w:pPr>
+        <w:spacing w:after="80"/>
+      </w:pPr>
+      <w:r>
+        <w:t>Issue #2 — Hupie API Connection:</w:t>
+      </w:r>
+    </w:p>
+    <w:p>
+      <w:pPr>
+        <w:spacing w:after="120"/>
+      </w:pPr>
       <w:r>
         <w:rPr>
           <w:i/>
           <w:iCs/>
           <w:color w:val="666666"/>
         </w:rPr>
-        <w:t>stories</w:t>
-      </w:r>
-      <w:proofErr w:type="spellEnd"/>
+        <w:t>[Beschrijving van wat je hebt gebouwd]</w:t>
+      </w:r>
+    </w:p>
+    <w:p>
+      <w:pPr>
+        <w:spacing w:before="80" w:after="80"/>
+        <w:rPr>
+          <w:lang w:val="en-US"/>
+        </w:rPr>
+      </w:pPr>
+      <w:r>
+        <w:rPr>
+          <w:i/>
+          <w:iCs/>
+          <w:color w:val="999999"/>
+          <w:lang w:val="en-US"/>
+        </w:rPr>
+        <w:t>[Screenshot: API Connection — werkende feature]</w:t>
+      </w:r>
+    </w:p>
+    <w:p>
+      <w:pPr>
+        <w:spacing w:after="80"/>
+        <w:rPr>
+          <w:lang w:val="en-US"/>
+        </w:rPr>
+      </w:pPr>
+      <w:r>
+        <w:rPr>
+          <w:lang w:val="en-US"/>
+        </w:rPr>
+        <w:t>Issue #3 — Data Mapping:</w:t>
+      </w:r>
+    </w:p>
+    <w:p>
+      <w:pPr>
+        <w:spacing w:after="120"/>
+        <w:rPr>
+          <w:lang w:val="en-US"/>
+        </w:rPr>
+      </w:pPr>
       <w:r>
         <w:rPr>
           <w:i/>
           <w:iCs/>
           <w:color w:val="666666"/>
-        </w:rPr>
-        <w:t xml:space="preserve"> die je hebt uitgewerkt, met issue-nummers.]</w:t>
-      </w:r>
-    </w:p>
-    <w:p>
-      <w:pPr>
-        <w:spacing w:after="80"/>
+          <w:lang w:val="en-US"/>
+        </w:rPr>
+        <w:t>[Beschrijving]</w:t>
+      </w:r>
+    </w:p>
+    <w:p>
+      <w:pPr>
+        <w:spacing w:before="80" w:after="80"/>
+        <w:rPr>
+          <w:lang w:val="en-US"/>
+        </w:rPr>
+      </w:pPr>
+      <w:r>
+        <w:rPr>
+          <w:i/>
+          <w:iCs/>
+          <w:color w:val="999999"/>
+          <w:lang w:val="en-US"/>
+        </w:rPr>
+        <w:t>[Screenshot: Data Mapping — werkende feature]</w:t>
+      </w:r>
+    </w:p>
+    <w:p>
+      <w:pPr>
+        <w:spacing w:after="80"/>
+      </w:pPr>
+      <w:r>
+        <w:t>Issue #4 — Contingent Link:</w:t>
+      </w:r>
+    </w:p>
+    <w:p>
+      <w:pPr>
+        <w:spacing w:after="120"/>
+      </w:pPr>
+      <w:r>
+        <w:rPr>
+          <w:i/>
+          <w:iCs/>
+          <w:color w:val="666666"/>
+        </w:rPr>
+        <w:t>[Beschrijving]</w:t>
+      </w:r>
+    </w:p>
+    <w:p>
+      <w:pPr>
+        <w:spacing w:before="80" w:after="80"/>
+      </w:pPr>
+      <w:r>
+        <w:rPr>
+          <w:i/>
+          <w:iCs/>
+          <w:color w:val="999999"/>
+        </w:rPr>
+        <w:t>[Screenshot: Contingent Link — werkende feature]</w:t>
+      </w:r>
+    </w:p>
+    <w:p>
+      <w:pPr>
+        <w:spacing w:after="80"/>
+        <w:rPr>
+          <w:lang w:val="en-US"/>
+        </w:rPr>
+      </w:pPr>
+      <w:r>
+        <w:rPr>
+          <w:lang w:val="en-US"/>
+        </w:rPr>
+        <w:t>Issue #5 — Dashboard UI:</w:t>
+      </w:r>
+    </w:p>
+    <w:p>
+      <w:pPr>
+        <w:spacing w:after="120"/>
+        <w:rPr>
+          <w:lang w:val="en-US"/>
+        </w:rPr>
+      </w:pPr>
+      <w:r>
+        <w:rPr>
+          <w:i/>
+          <w:iCs/>
+          <w:color w:val="666666"/>
+          <w:lang w:val="en-US"/>
+        </w:rPr>
+        <w:t>[Beschrijving]</w:t>
+      </w:r>
+    </w:p>
+    <w:p>
+      <w:pPr>
+        <w:spacing w:before="80" w:after="80"/>
+        <w:rPr>
+          <w:lang w:val="en-US"/>
+        </w:rPr>
+      </w:pPr>
+      <w:r>
+        <w:rPr>
+          <w:i/>
+          <w:iCs/>
+          <w:color w:val="999999"/>
+          <w:lang w:val="en-US"/>
+        </w:rPr>
+        <w:t>[Screenshot: Dashboard UI — desktop]</w:t>
+      </w:r>
+    </w:p>
+    <w:p>
+      <w:pPr>
+        <w:spacing w:before="80" w:after="80"/>
+        <w:rPr>
+          <w:lang w:val="en-US"/>
+        </w:rPr>
+      </w:pPr>
+      <w:r>
+        <w:rPr>
+          <w:i/>
+          <w:iCs/>
+          <w:color w:val="999999"/>
+          <w:lang w:val="en-US"/>
+        </w:rPr>
+        <w:t>[Screenshot: Dashboard UI — tablet]</w:t>
+      </w:r>
+    </w:p>
+    <w:p>
+      <w:pPr>
+        <w:spacing w:after="80"/>
+        <w:rPr>
+          <w:lang w:val="en-US"/>
+        </w:rPr>
+      </w:pPr>
+      <w:r>
+        <w:rPr>
+          <w:lang w:val="en-US"/>
+        </w:rPr>
+        <w:t>Issue #6 — KPI Charts:</w:t>
+      </w:r>
+    </w:p>
+    <w:p>
+      <w:pPr>
+        <w:spacing w:after="120"/>
+        <w:rPr>
+          <w:lang w:val="en-US"/>
+        </w:rPr>
+      </w:pPr>
+      <w:r>
+        <w:rPr>
+          <w:i/>
+          <w:iCs/>
+          <w:color w:val="666666"/>
+          <w:lang w:val="en-US"/>
+        </w:rPr>
+        <w:t>[Beschrijving]</w:t>
+      </w:r>
+    </w:p>
+    <w:p>
+      <w:pPr>
+        <w:spacing w:before="80" w:after="80"/>
+        <w:rPr>
+          <w:lang w:val="en-US"/>
+        </w:rPr>
+      </w:pPr>
+      <w:r>
+        <w:rPr>
+          <w:i/>
+          <w:iCs/>
+          <w:color w:val="999999"/>
+          <w:lang w:val="en-US"/>
+        </w:rPr>
+        <w:t>[Screenshot: KPI Charts — line chart]</w:t>
+      </w:r>
+    </w:p>
+    <w:p>
+      <w:pPr>
+        <w:spacing w:before="80" w:after="80"/>
+        <w:rPr>
+          <w:lang w:val="en-US"/>
+        </w:rPr>
+      </w:pPr>
+      <w:r>
+        <w:rPr>
+          <w:i/>
+          <w:iCs/>
+          <w:color w:val="999999"/>
+          <w:lang w:val="en-US"/>
+        </w:rPr>
+        <w:t>[Screenshot: KPI Charts — bar chart]</w:t>
+      </w:r>
+    </w:p>
+    <w:p>
+      <w:pPr>
+        <w:spacing w:before="80" w:after="80"/>
+        <w:rPr>
+          <w:lang w:val="en-US"/>
+        </w:rPr>
+      </w:pPr>
+      <w:r>
+        <w:rPr>
+          <w:i/>
+          <w:iCs/>
+          <w:color w:val="999999"/>
+          <w:lang w:val="en-US"/>
+        </w:rPr>
+        <w:t>[Screenshot: KPI Charts — gauge chart]</w:t>
+      </w:r>
+    </w:p>
+    <w:p>
+      <w:pPr>
+        <w:spacing w:before="80" w:after="80"/>
+        <w:rPr>
+          <w:lang w:val="en-US"/>
+        </w:rPr>
+      </w:pPr>
+      <w:r>
+        <w:rPr>
+          <w:i/>
+          <w:iCs/>
+          <w:color w:val="999999"/>
+          <w:lang w:val="en-US"/>
+        </w:rPr>
+        <w:t>[Screenshot: KPI Summary Cards]</w:t>
+      </w:r>
+    </w:p>
+    <w:p>
+      <w:pPr>
+        <w:spacing w:after="80"/>
+        <w:rPr>
+          <w:lang w:val="en-US"/>
+        </w:rPr>
+      </w:pPr>
+      <w:r>
+        <w:rPr>
+          <w:lang w:val="en-US"/>
+        </w:rPr>
+        <w:t>Issue #7 — Decision Support:</w:t>
+      </w:r>
+    </w:p>
+    <w:p>
+      <w:pPr>
+        <w:spacing w:after="120"/>
+        <w:rPr>
+          <w:lang w:val="en-US"/>
+        </w:rPr>
+      </w:pPr>
+      <w:r>
+        <w:rPr>
+          <w:i/>
+          <w:iCs/>
+          <w:color w:val="666666"/>
+          <w:lang w:val="en-US"/>
+        </w:rPr>
+        <w:t>[Beschrijving]</w:t>
+      </w:r>
+    </w:p>
+    <w:p>
+      <w:pPr>
+        <w:spacing w:before="80" w:after="80"/>
+        <w:rPr>
+          <w:lang w:val="en-US"/>
+        </w:rPr>
+      </w:pPr>
+      <w:r>
+        <w:rPr>
+          <w:i/>
+          <w:iCs/>
+          <w:color w:val="999999"/>
+          <w:lang w:val="en-US"/>
+        </w:rPr>
+        <w:t>[Screenshot: Decision Support — good recommendation]</w:t>
+      </w:r>
+    </w:p>
+    <w:p>
+      <w:pPr>
+        <w:spacing w:before="80" w:after="80"/>
+        <w:rPr>
+          <w:lang w:val="en-US"/>
+        </w:rPr>
+      </w:pPr>
+      <w:r>
+        <w:rPr>
+          <w:i/>
+          <w:iCs/>
+          <w:color w:val="999999"/>
+          <w:lang w:val="en-US"/>
+        </w:rPr>
+        <w:t>[Screenshot: Decision Support — poor recommendation]</w:t>
+      </w:r>
+    </w:p>
+    <w:p>
+      <w:pPr>
+        <w:spacing w:after="80"/>
+        <w:rPr>
+          <w:lang w:val="en-US"/>
+        </w:rPr>
       </w:pPr>
     </w:p>
     <w:p>
       <w:pPr>
         <w:pStyle w:val="Heading2"/>
-      </w:pPr>
-      <w:r>
-        <w:t>2.2 Screenshots uitgewerkte functionaliteiten</w:t>
-      </w:r>
-    </w:p>
-    <w:p>
-      <w:pPr>
-        <w:spacing w:after="80"/>
-      </w:pPr>
-      <w:r>
-        <w:t>Per feature: screenshot van de werkende functionaliteit met een korte beschrijving.</w:t>
-      </w:r>
-    </w:p>
-    <w:p>
-      <w:pPr>
-        <w:spacing w:after="80"/>
-      </w:pPr>
-      <w:r>
-        <w:t xml:space="preserve">Issue #2 — </w:t>
-      </w:r>
-      <w:proofErr w:type="spellStart"/>
-      <w:r>
-        <w:t>Hupie</w:t>
-      </w:r>
-      <w:proofErr w:type="spellEnd"/>
-      <w:r>
-        <w:t xml:space="preserve"> API Connection:</w:t>
-      </w:r>
-    </w:p>
-    <w:p>
-      <w:pPr>
-        <w:spacing w:after="120"/>
-      </w:pPr>
-      <w:r>
-        <w:rPr>
-          <w:i/>
-          <w:iCs/>
-          <w:color w:val="666666"/>
-        </w:rPr>
-        <w:t>[Beschrijving van wat je hebt gebouwd]</w:t>
+        <w:rPr>
+          <w:lang w:val="en-US"/>
+        </w:rPr>
+      </w:pPr>
+      <w:r>
+        <w:rPr>
+          <w:lang w:val="en-US"/>
+        </w:rPr>
+        <w:t>2.3 Screenshots code</w:t>
+      </w:r>
+    </w:p>
+    <w:p>
+      <w:pPr>
+        <w:spacing w:after="80"/>
+        <w:rPr>
+          <w:lang w:val="en-US"/>
+        </w:rPr>
+      </w:pPr>
+      <w:r>
+        <w:rPr>
+          <w:lang w:val="en-US"/>
+        </w:rPr>
+        <w:t>Relevante code-screenshots per feature:</w:t>
       </w:r>
     </w:p>
     <w:p>
@@ -2556,9 +1847,16 @@
           <w:color w:val="999999"/>
           <w:lang w:val="en-US"/>
         </w:rPr>
-        <w:t xml:space="preserve">[Screenshot: API Connection — </w:t>
-      </w:r>
-      <w:proofErr w:type="spellStart"/>
+        <w:t>[Screenshot: Code: hupieApi.ts + config/index.ts]</w:t>
+      </w:r>
+    </w:p>
+    <w:p>
+      <w:pPr>
+        <w:spacing w:before="80" w:after="80"/>
+        <w:rPr>
+          <w:lang w:val="en-US"/>
+        </w:rPr>
+      </w:pPr>
       <w:r>
         <w:rPr>
           <w:i/>
@@ -2566,9 +1864,16 @@
           <w:color w:val="999999"/>
           <w:lang w:val="en-US"/>
         </w:rPr>
-        <w:t>werkende</w:t>
-      </w:r>
-      <w:proofErr w:type="spellEnd"/>
+        <w:t>[Screenshot: Code: dataMapper.ts + types]</w:t>
+      </w:r>
+    </w:p>
+    <w:p>
+      <w:pPr>
+        <w:spacing w:before="80" w:after="80"/>
+        <w:rPr>
+          <w:lang w:val="en-US"/>
+        </w:rPr>
+      </w:pPr>
       <w:r>
         <w:rPr>
           <w:i/>
@@ -2576,58 +1881,7 @@
           <w:color w:val="999999"/>
           <w:lang w:val="en-US"/>
         </w:rPr>
-        <w:t xml:space="preserve"> feature]</w:t>
-      </w:r>
-    </w:p>
-    <w:p>
-      <w:pPr>
-        <w:spacing w:after="80"/>
-        <w:rPr>
-          <w:lang w:val="en-US"/>
-        </w:rPr>
-      </w:pPr>
-      <w:r>
-        <w:rPr>
-          <w:lang w:val="en-US"/>
-        </w:rPr>
-        <w:t>Issue #3 — Data Mapping:</w:t>
-      </w:r>
-    </w:p>
-    <w:p>
-      <w:pPr>
-        <w:spacing w:after="120"/>
-        <w:rPr>
-          <w:lang w:val="en-US"/>
-        </w:rPr>
-      </w:pPr>
-      <w:r>
-        <w:rPr>
-          <w:i/>
-          <w:iCs/>
-          <w:color w:val="666666"/>
-          <w:lang w:val="en-US"/>
-        </w:rPr>
-        <w:t>[</w:t>
-      </w:r>
-      <w:proofErr w:type="spellStart"/>
-      <w:r>
-        <w:rPr>
-          <w:i/>
-          <w:iCs/>
-          <w:color w:val="666666"/>
-          <w:lang w:val="en-US"/>
-        </w:rPr>
-        <w:t>Beschrijving</w:t>
-      </w:r>
-      <w:proofErr w:type="spellEnd"/>
-      <w:r>
-        <w:rPr>
-          <w:i/>
-          <w:iCs/>
-          <w:color w:val="666666"/>
-          <w:lang w:val="en-US"/>
-        </w:rPr>
-        <w:t>]</w:t>
+        <w:t>[Screenshot: Code: contingentService.ts + kpiAggregator.ts]</w:t>
       </w:r>
     </w:p>
     <w:p>
@@ -2644,9 +1898,16 @@
           <w:color w:val="999999"/>
           <w:lang w:val="en-US"/>
         </w:rPr>
-        <w:t xml:space="preserve">[Screenshot: Data Mapping — </w:t>
-      </w:r>
-      <w:proofErr w:type="spellStart"/>
+        <w:t>[Screenshot: Code: useDashboardData hook]</w:t>
+      </w:r>
+    </w:p>
+    <w:p>
+      <w:pPr>
+        <w:spacing w:before="80" w:after="80"/>
+        <w:rPr>
+          <w:lang w:val="en-US"/>
+        </w:rPr>
+      </w:pPr>
       <w:r>
         <w:rPr>
           <w:i/>
@@ -2654,9 +1915,16 @@
           <w:color w:val="999999"/>
           <w:lang w:val="en-US"/>
         </w:rPr>
-        <w:t>werkende</w:t>
-      </w:r>
-      <w:proofErr w:type="spellEnd"/>
+        <w:t>[Screenshot: Code: DashboardPage component]</w:t>
+      </w:r>
+    </w:p>
+    <w:p>
+      <w:pPr>
+        <w:spacing w:before="80" w:after="80"/>
+        <w:rPr>
+          <w:lang w:val="en-US"/>
+        </w:rPr>
+      </w:pPr>
       <w:r>
         <w:rPr>
           <w:i/>
@@ -2664,92 +1932,46 @@
           <w:color w:val="999999"/>
           <w:lang w:val="en-US"/>
         </w:rPr>
-        <w:t xml:space="preserve"> feature]</w:t>
-      </w:r>
-    </w:p>
-    <w:p>
-      <w:pPr>
-        <w:spacing w:after="80"/>
-      </w:pPr>
-      <w:r>
-        <w:t>Issue #4 — Contingent Link:</w:t>
-      </w:r>
-    </w:p>
-    <w:p>
-      <w:pPr>
-        <w:spacing w:after="120"/>
-      </w:pPr>
-      <w:r>
-        <w:rPr>
-          <w:i/>
-          <w:iCs/>
-          <w:color w:val="666666"/>
-        </w:rPr>
-        <w:t>[Beschrijving]</w:t>
+        <w:t>[Screenshot: Code: chart components]</w:t>
       </w:r>
     </w:p>
     <w:p>
       <w:pPr>
         <w:spacing w:before="80" w:after="80"/>
+        <w:rPr>
+          <w:lang w:val="en-US"/>
+        </w:rPr>
       </w:pPr>
       <w:r>
         <w:rPr>
           <w:i/>
           <w:iCs/>
           <w:color w:val="999999"/>
-        </w:rPr>
-        <w:t>[Screenshot: Contingent Link — werkende feature]</w:t>
-      </w:r>
-    </w:p>
-    <w:p>
-      <w:pPr>
-        <w:spacing w:after="80"/>
-        <w:rPr>
-          <w:lang w:val="en-US"/>
-        </w:rPr>
-      </w:pPr>
-      <w:r>
-        <w:rPr>
-          <w:lang w:val="en-US"/>
-        </w:rPr>
-        <w:t>Issue #5 — Dashboard UI:</w:t>
-      </w:r>
-    </w:p>
-    <w:p>
-      <w:pPr>
-        <w:spacing w:after="120"/>
-        <w:rPr>
-          <w:lang w:val="en-US"/>
-        </w:rPr>
-      </w:pPr>
-      <w:r>
-        <w:rPr>
-          <w:i/>
-          <w:iCs/>
-          <w:color w:val="666666"/>
-          <w:lang w:val="en-US"/>
-        </w:rPr>
-        <w:t>[</w:t>
-      </w:r>
-      <w:proofErr w:type="spellStart"/>
-      <w:r>
-        <w:rPr>
-          <w:i/>
-          <w:iCs/>
-          <w:color w:val="666666"/>
-          <w:lang w:val="en-US"/>
-        </w:rPr>
-        <w:t>Beschrijving</w:t>
-      </w:r>
-      <w:proofErr w:type="spellEnd"/>
-      <w:r>
-        <w:rPr>
-          <w:i/>
-          <w:iCs/>
-          <w:color w:val="666666"/>
-          <w:lang w:val="en-US"/>
-        </w:rPr>
-        <w:t>]</w:t>
+          <w:lang w:val="en-US"/>
+        </w:rPr>
+        <w:t>[Screenshot: Code: decisionEngine.ts + scoringConfig.ts]</w:t>
+      </w:r>
+    </w:p>
+    <w:p>
+      <w:pPr>
+        <w:spacing w:after="80"/>
+        <w:rPr>
+          <w:lang w:val="en-US"/>
+        </w:rPr>
+      </w:pPr>
+    </w:p>
+    <w:p>
+      <w:pPr>
+        <w:pStyle w:val="Heading2"/>
+        <w:rPr>
+          <w:lang w:val="en-US"/>
+        </w:rPr>
+      </w:pPr>
+      <w:r>
+        <w:rPr>
+          <w:lang w:val="en-US"/>
+        </w:rPr>
+        <w:t>2.4 Screenshots commit-geschiedenis en branches</w:t>
       </w:r>
     </w:p>
     <w:p>
@@ -2766,7 +1988,8 @@
           <w:color w:val="999999"/>
           <w:lang w:val="en-US"/>
         </w:rPr>
-        <w:t>[Screenshot: Dashboard UI — desktop]</w:t>
+        <w:lastRenderedPageBreak/>
+        <w:t>[Screenshot: GitHub — branch overzicht]</w:t>
       </w:r>
     </w:p>
     <w:p>
@@ -2783,58 +2006,7 @@
           <w:color w:val="999999"/>
           <w:lang w:val="en-US"/>
         </w:rPr>
-        <w:t>[Screenshot: Dashboard UI — tablet]</w:t>
-      </w:r>
-    </w:p>
-    <w:p>
-      <w:pPr>
-        <w:spacing w:after="80"/>
-        <w:rPr>
-          <w:lang w:val="en-US"/>
-        </w:rPr>
-      </w:pPr>
-      <w:r>
-        <w:rPr>
-          <w:lang w:val="en-US"/>
-        </w:rPr>
-        <w:t>Issue #6 — KPI Charts:</w:t>
-      </w:r>
-    </w:p>
-    <w:p>
-      <w:pPr>
-        <w:spacing w:after="120"/>
-        <w:rPr>
-          <w:lang w:val="en-US"/>
-        </w:rPr>
-      </w:pPr>
-      <w:r>
-        <w:rPr>
-          <w:i/>
-          <w:iCs/>
-          <w:color w:val="666666"/>
-          <w:lang w:val="en-US"/>
-        </w:rPr>
-        <w:t>[</w:t>
-      </w:r>
-      <w:proofErr w:type="spellStart"/>
-      <w:r>
-        <w:rPr>
-          <w:i/>
-          <w:iCs/>
-          <w:color w:val="666666"/>
-          <w:lang w:val="en-US"/>
-        </w:rPr>
-        <w:t>Beschrijving</w:t>
-      </w:r>
-      <w:proofErr w:type="spellEnd"/>
-      <w:r>
-        <w:rPr>
-          <w:i/>
-          <w:iCs/>
-          <w:color w:val="666666"/>
-          <w:lang w:val="en-US"/>
-        </w:rPr>
-        <w:t>]</w:t>
+        <w:t>[Screenshot: GitHub — commit history]</w:t>
       </w:r>
     </w:p>
     <w:p>
@@ -2851,628 +2023,7 @@
           <w:color w:val="999999"/>
           <w:lang w:val="en-US"/>
         </w:rPr>
-        <w:t>[Screenshot: KPI Charts — line chart]</w:t>
-      </w:r>
-    </w:p>
-    <w:p>
-      <w:pPr>
-        <w:spacing w:before="80" w:after="80"/>
-        <w:rPr>
-          <w:lang w:val="en-US"/>
-        </w:rPr>
-      </w:pPr>
-      <w:r>
-        <w:rPr>
-          <w:i/>
-          <w:iCs/>
-          <w:color w:val="999999"/>
-          <w:lang w:val="en-US"/>
-        </w:rPr>
-        <w:t>[Screenshot: KPI Charts — bar chart]</w:t>
-      </w:r>
-    </w:p>
-    <w:p>
-      <w:pPr>
-        <w:spacing w:before="80" w:after="80"/>
-        <w:rPr>
-          <w:lang w:val="en-US"/>
-        </w:rPr>
-      </w:pPr>
-      <w:r>
-        <w:rPr>
-          <w:i/>
-          <w:iCs/>
-          <w:color w:val="999999"/>
-          <w:lang w:val="en-US"/>
-        </w:rPr>
-        <w:t>[Screenshot: KPI Charts — gauge chart]</w:t>
-      </w:r>
-    </w:p>
-    <w:p>
-      <w:pPr>
-        <w:spacing w:before="80" w:after="80"/>
-        <w:rPr>
-          <w:lang w:val="en-US"/>
-        </w:rPr>
-      </w:pPr>
-      <w:r>
-        <w:rPr>
-          <w:i/>
-          <w:iCs/>
-          <w:color w:val="999999"/>
-          <w:lang w:val="en-US"/>
-        </w:rPr>
-        <w:t>[Screenshot: KPI Summary Cards]</w:t>
-      </w:r>
-    </w:p>
-    <w:p>
-      <w:pPr>
-        <w:spacing w:after="80"/>
-        <w:rPr>
-          <w:lang w:val="en-US"/>
-        </w:rPr>
-      </w:pPr>
-      <w:r>
-        <w:rPr>
-          <w:lang w:val="en-US"/>
-        </w:rPr>
-        <w:t>Issue #7 — Decision Support:</w:t>
-      </w:r>
-    </w:p>
-    <w:p>
-      <w:pPr>
-        <w:spacing w:after="120"/>
-        <w:rPr>
-          <w:lang w:val="en-US"/>
-        </w:rPr>
-      </w:pPr>
-      <w:r>
-        <w:rPr>
-          <w:i/>
-          <w:iCs/>
-          <w:color w:val="666666"/>
-          <w:lang w:val="en-US"/>
-        </w:rPr>
-        <w:t>[</w:t>
-      </w:r>
-      <w:proofErr w:type="spellStart"/>
-      <w:r>
-        <w:rPr>
-          <w:i/>
-          <w:iCs/>
-          <w:color w:val="666666"/>
-          <w:lang w:val="en-US"/>
-        </w:rPr>
-        <w:t>Beschrijving</w:t>
-      </w:r>
-      <w:proofErr w:type="spellEnd"/>
-      <w:r>
-        <w:rPr>
-          <w:i/>
-          <w:iCs/>
-          <w:color w:val="666666"/>
-          <w:lang w:val="en-US"/>
-        </w:rPr>
-        <w:t>]</w:t>
-      </w:r>
-    </w:p>
-    <w:p>
-      <w:pPr>
-        <w:spacing w:before="80" w:after="80"/>
-        <w:rPr>
-          <w:lang w:val="en-US"/>
-        </w:rPr>
-      </w:pPr>
-      <w:r>
-        <w:rPr>
-          <w:i/>
-          <w:iCs/>
-          <w:color w:val="999999"/>
-          <w:lang w:val="en-US"/>
-        </w:rPr>
-        <w:t>[Screenshot: Decision Support — good recommendation]</w:t>
-      </w:r>
-    </w:p>
-    <w:p>
-      <w:pPr>
-        <w:spacing w:before="80" w:after="80"/>
-        <w:rPr>
-          <w:lang w:val="en-US"/>
-        </w:rPr>
-      </w:pPr>
-      <w:r>
-        <w:rPr>
-          <w:i/>
-          <w:iCs/>
-          <w:color w:val="999999"/>
-          <w:lang w:val="en-US"/>
-        </w:rPr>
-        <w:t>[Screenshot: Decision Support — poor recommendation]</w:t>
-      </w:r>
-    </w:p>
-    <w:p>
-      <w:pPr>
-        <w:spacing w:after="80"/>
-        <w:rPr>
-          <w:lang w:val="en-US"/>
-        </w:rPr>
-      </w:pPr>
-    </w:p>
-    <w:p>
-      <w:pPr>
-        <w:pStyle w:val="Heading2"/>
-        <w:rPr>
-          <w:lang w:val="en-US"/>
-        </w:rPr>
-      </w:pPr>
-      <w:r>
-        <w:rPr>
-          <w:lang w:val="en-US"/>
-        </w:rPr>
-        <w:t>2.3 Screenshots code</w:t>
-      </w:r>
-    </w:p>
-    <w:p>
-      <w:pPr>
-        <w:spacing w:after="80"/>
-        <w:rPr>
-          <w:lang w:val="en-US"/>
-        </w:rPr>
-      </w:pPr>
-      <w:proofErr w:type="spellStart"/>
-      <w:r>
-        <w:rPr>
-          <w:lang w:val="en-US"/>
-        </w:rPr>
-        <w:t>Relevante</w:t>
-      </w:r>
-      <w:proofErr w:type="spellEnd"/>
-      <w:r>
-        <w:rPr>
-          <w:lang w:val="en-US"/>
-        </w:rPr>
-        <w:t xml:space="preserve"> code-screenshots per feature:</w:t>
-      </w:r>
-    </w:p>
-    <w:p>
-      <w:pPr>
-        <w:spacing w:before="80" w:after="80"/>
-        <w:rPr>
-          <w:lang w:val="en-US"/>
-        </w:rPr>
-      </w:pPr>
-      <w:r>
-        <w:rPr>
-          <w:i/>
-          <w:iCs/>
-          <w:color w:val="999999"/>
-          <w:lang w:val="en-US"/>
-        </w:rPr>
-        <w:t xml:space="preserve">[Screenshot: Code: </w:t>
-      </w:r>
-      <w:proofErr w:type="spellStart"/>
-      <w:r>
-        <w:rPr>
-          <w:i/>
-          <w:iCs/>
-          <w:color w:val="999999"/>
-          <w:lang w:val="en-US"/>
-        </w:rPr>
-        <w:t>hupieApi.ts</w:t>
-      </w:r>
-      <w:proofErr w:type="spellEnd"/>
-      <w:r>
-        <w:rPr>
-          <w:i/>
-          <w:iCs/>
-          <w:color w:val="999999"/>
-          <w:lang w:val="en-US"/>
-        </w:rPr>
-        <w:t xml:space="preserve"> + config/</w:t>
-      </w:r>
-      <w:proofErr w:type="spellStart"/>
-      <w:r>
-        <w:rPr>
-          <w:i/>
-          <w:iCs/>
-          <w:color w:val="999999"/>
-          <w:lang w:val="en-US"/>
-        </w:rPr>
-        <w:t>index.ts</w:t>
-      </w:r>
-      <w:proofErr w:type="spellEnd"/>
-      <w:r>
-        <w:rPr>
-          <w:i/>
-          <w:iCs/>
-          <w:color w:val="999999"/>
-          <w:lang w:val="en-US"/>
-        </w:rPr>
-        <w:t>]</w:t>
-      </w:r>
-    </w:p>
-    <w:p>
-      <w:pPr>
-        <w:spacing w:before="80" w:after="80"/>
-        <w:rPr>
-          <w:lang w:val="en-US"/>
-        </w:rPr>
-      </w:pPr>
-      <w:r>
-        <w:rPr>
-          <w:i/>
-          <w:iCs/>
-          <w:color w:val="999999"/>
-          <w:lang w:val="en-US"/>
-        </w:rPr>
-        <w:t xml:space="preserve">[Screenshot: Code: </w:t>
-      </w:r>
-      <w:proofErr w:type="spellStart"/>
-      <w:r>
-        <w:rPr>
-          <w:i/>
-          <w:iCs/>
-          <w:color w:val="999999"/>
-          <w:lang w:val="en-US"/>
-        </w:rPr>
-        <w:t>dataMapper.ts</w:t>
-      </w:r>
-      <w:proofErr w:type="spellEnd"/>
-      <w:r>
-        <w:rPr>
-          <w:i/>
-          <w:iCs/>
-          <w:color w:val="999999"/>
-          <w:lang w:val="en-US"/>
-        </w:rPr>
-        <w:t xml:space="preserve"> + types]</w:t>
-      </w:r>
-    </w:p>
-    <w:p>
-      <w:pPr>
-        <w:spacing w:before="80" w:after="80"/>
-        <w:rPr>
-          <w:lang w:val="en-US"/>
-        </w:rPr>
-      </w:pPr>
-      <w:r>
-        <w:rPr>
-          <w:i/>
-          <w:iCs/>
-          <w:color w:val="999999"/>
-          <w:lang w:val="en-US"/>
-        </w:rPr>
-        <w:t xml:space="preserve">[Screenshot: Code: </w:t>
-      </w:r>
-      <w:proofErr w:type="spellStart"/>
-      <w:r>
-        <w:rPr>
-          <w:i/>
-          <w:iCs/>
-          <w:color w:val="999999"/>
-          <w:lang w:val="en-US"/>
-        </w:rPr>
-        <w:t>contingentService.ts</w:t>
-      </w:r>
-      <w:proofErr w:type="spellEnd"/>
-      <w:r>
-        <w:rPr>
-          <w:i/>
-          <w:iCs/>
-          <w:color w:val="999999"/>
-          <w:lang w:val="en-US"/>
-        </w:rPr>
-        <w:t xml:space="preserve"> + </w:t>
-      </w:r>
-      <w:proofErr w:type="spellStart"/>
-      <w:r>
-        <w:rPr>
-          <w:i/>
-          <w:iCs/>
-          <w:color w:val="999999"/>
-          <w:lang w:val="en-US"/>
-        </w:rPr>
-        <w:t>kpiAggregator.ts</w:t>
-      </w:r>
-      <w:proofErr w:type="spellEnd"/>
-      <w:r>
-        <w:rPr>
-          <w:i/>
-          <w:iCs/>
-          <w:color w:val="999999"/>
-          <w:lang w:val="en-US"/>
-        </w:rPr>
-        <w:t>]</w:t>
-      </w:r>
-    </w:p>
-    <w:p>
-      <w:pPr>
-        <w:spacing w:before="80" w:after="80"/>
-        <w:rPr>
-          <w:lang w:val="en-US"/>
-        </w:rPr>
-      </w:pPr>
-      <w:r>
-        <w:rPr>
-          <w:i/>
-          <w:iCs/>
-          <w:color w:val="999999"/>
-          <w:lang w:val="en-US"/>
-        </w:rPr>
-        <w:t xml:space="preserve">[Screenshot: Code: </w:t>
-      </w:r>
-      <w:proofErr w:type="spellStart"/>
-      <w:r>
-        <w:rPr>
-          <w:i/>
-          <w:iCs/>
-          <w:color w:val="999999"/>
-          <w:lang w:val="en-US"/>
-        </w:rPr>
-        <w:t>useDashboardData</w:t>
-      </w:r>
-      <w:proofErr w:type="spellEnd"/>
-      <w:r>
-        <w:rPr>
-          <w:i/>
-          <w:iCs/>
-          <w:color w:val="999999"/>
-          <w:lang w:val="en-US"/>
-        </w:rPr>
-        <w:t xml:space="preserve"> hook]</w:t>
-      </w:r>
-    </w:p>
-    <w:p>
-      <w:pPr>
-        <w:spacing w:before="80" w:after="80"/>
-        <w:rPr>
-          <w:lang w:val="en-US"/>
-        </w:rPr>
-      </w:pPr>
-      <w:r>
-        <w:rPr>
-          <w:i/>
-          <w:iCs/>
-          <w:color w:val="999999"/>
-          <w:lang w:val="en-US"/>
-        </w:rPr>
-        <w:t xml:space="preserve">[Screenshot: Code: </w:t>
-      </w:r>
-      <w:proofErr w:type="spellStart"/>
-      <w:r>
-        <w:rPr>
-          <w:i/>
-          <w:iCs/>
-          <w:color w:val="999999"/>
-          <w:lang w:val="en-US"/>
-        </w:rPr>
-        <w:t>DashboardPage</w:t>
-      </w:r>
-      <w:proofErr w:type="spellEnd"/>
-      <w:r>
-        <w:rPr>
-          <w:i/>
-          <w:iCs/>
-          <w:color w:val="999999"/>
-          <w:lang w:val="en-US"/>
-        </w:rPr>
-        <w:t xml:space="preserve"> component]</w:t>
-      </w:r>
-    </w:p>
-    <w:p>
-      <w:pPr>
-        <w:spacing w:before="80" w:after="80"/>
-        <w:rPr>
-          <w:lang w:val="en-US"/>
-        </w:rPr>
-      </w:pPr>
-      <w:r>
-        <w:rPr>
-          <w:i/>
-          <w:iCs/>
-          <w:color w:val="999999"/>
-          <w:lang w:val="en-US"/>
-        </w:rPr>
-        <w:t>[Screenshot: Code: chart components]</w:t>
-      </w:r>
-    </w:p>
-    <w:p>
-      <w:pPr>
-        <w:spacing w:before="80" w:after="80"/>
-        <w:rPr>
-          <w:lang w:val="en-US"/>
-        </w:rPr>
-      </w:pPr>
-      <w:r>
-        <w:rPr>
-          <w:i/>
-          <w:iCs/>
-          <w:color w:val="999999"/>
-          <w:lang w:val="en-US"/>
-        </w:rPr>
-        <w:t xml:space="preserve">[Screenshot: Code: </w:t>
-      </w:r>
-      <w:proofErr w:type="spellStart"/>
-      <w:r>
-        <w:rPr>
-          <w:i/>
-          <w:iCs/>
-          <w:color w:val="999999"/>
-          <w:lang w:val="en-US"/>
-        </w:rPr>
-        <w:t>decisionEngine.ts</w:t>
-      </w:r>
-      <w:proofErr w:type="spellEnd"/>
-      <w:r>
-        <w:rPr>
-          <w:i/>
-          <w:iCs/>
-          <w:color w:val="999999"/>
-          <w:lang w:val="en-US"/>
-        </w:rPr>
-        <w:t xml:space="preserve"> + </w:t>
-      </w:r>
-      <w:proofErr w:type="spellStart"/>
-      <w:r>
-        <w:rPr>
-          <w:i/>
-          <w:iCs/>
-          <w:color w:val="999999"/>
-          <w:lang w:val="en-US"/>
-        </w:rPr>
-        <w:t>scoringConfig.ts</w:t>
-      </w:r>
-      <w:proofErr w:type="spellEnd"/>
-      <w:r>
-        <w:rPr>
-          <w:i/>
-          <w:iCs/>
-          <w:color w:val="999999"/>
-          <w:lang w:val="en-US"/>
-        </w:rPr>
-        <w:t>]</w:t>
-      </w:r>
-    </w:p>
-    <w:p>
-      <w:pPr>
-        <w:spacing w:after="80"/>
-        <w:rPr>
-          <w:lang w:val="en-US"/>
-        </w:rPr>
-      </w:pPr>
-    </w:p>
-    <w:p>
-      <w:pPr>
-        <w:pStyle w:val="Heading2"/>
-        <w:rPr>
-          <w:lang w:val="en-US"/>
-        </w:rPr>
-      </w:pPr>
-      <w:r>
-        <w:rPr>
-          <w:lang w:val="en-US"/>
-        </w:rPr>
-        <w:t>2.4 Screenshots commit-</w:t>
-      </w:r>
-      <w:proofErr w:type="spellStart"/>
-      <w:r>
-        <w:rPr>
-          <w:lang w:val="en-US"/>
-        </w:rPr>
-        <w:t>geschiedenis</w:t>
-      </w:r>
-      <w:proofErr w:type="spellEnd"/>
-      <w:r>
-        <w:rPr>
-          <w:lang w:val="en-US"/>
-        </w:rPr>
-        <w:t xml:space="preserve"> </w:t>
-      </w:r>
-      <w:proofErr w:type="spellStart"/>
-      <w:r>
-        <w:rPr>
-          <w:lang w:val="en-US"/>
-        </w:rPr>
-        <w:t>en</w:t>
-      </w:r>
-      <w:proofErr w:type="spellEnd"/>
-      <w:r>
-        <w:rPr>
-          <w:lang w:val="en-US"/>
-        </w:rPr>
-        <w:t xml:space="preserve"> branches</w:t>
-      </w:r>
-    </w:p>
-    <w:p>
-      <w:pPr>
-        <w:spacing w:before="80" w:after="80"/>
-        <w:rPr>
-          <w:lang w:val="en-US"/>
-        </w:rPr>
-      </w:pPr>
-      <w:r>
-        <w:rPr>
-          <w:i/>
-          <w:iCs/>
-          <w:color w:val="999999"/>
-          <w:lang w:val="en-US"/>
-        </w:rPr>
-        <w:lastRenderedPageBreak/>
-        <w:t xml:space="preserve">[Screenshot: GitHub — branch </w:t>
-      </w:r>
-      <w:proofErr w:type="spellStart"/>
-      <w:r>
-        <w:rPr>
-          <w:i/>
-          <w:iCs/>
-          <w:color w:val="999999"/>
-          <w:lang w:val="en-US"/>
-        </w:rPr>
-        <w:t>overzicht</w:t>
-      </w:r>
-      <w:proofErr w:type="spellEnd"/>
-      <w:r>
-        <w:rPr>
-          <w:i/>
-          <w:iCs/>
-          <w:color w:val="999999"/>
-          <w:lang w:val="en-US"/>
-        </w:rPr>
-        <w:t>]</w:t>
-      </w:r>
-    </w:p>
-    <w:p>
-      <w:pPr>
-        <w:spacing w:before="80" w:after="80"/>
-        <w:rPr>
-          <w:lang w:val="en-US"/>
-        </w:rPr>
-      </w:pPr>
-      <w:r>
-        <w:rPr>
-          <w:i/>
-          <w:iCs/>
-          <w:color w:val="999999"/>
-          <w:lang w:val="en-US"/>
-        </w:rPr>
-        <w:t>[Screenshot: GitHub — commit history]</w:t>
-      </w:r>
-    </w:p>
-    <w:p>
-      <w:pPr>
-        <w:spacing w:before="80" w:after="80"/>
-        <w:rPr>
-          <w:lang w:val="en-US"/>
-        </w:rPr>
-      </w:pPr>
-      <w:r>
-        <w:rPr>
-          <w:i/>
-          <w:iCs/>
-          <w:color w:val="999999"/>
-          <w:lang w:val="en-US"/>
-        </w:rPr>
-        <w:t xml:space="preserve">[Screenshot: GitHub — Pull Request </w:t>
-      </w:r>
-      <w:proofErr w:type="spellStart"/>
-      <w:r>
-        <w:rPr>
-          <w:i/>
-          <w:iCs/>
-          <w:color w:val="999999"/>
-          <w:lang w:val="en-US"/>
-        </w:rPr>
-        <w:t>voorbeeld</w:t>
-      </w:r>
-      <w:proofErr w:type="spellEnd"/>
-      <w:r>
-        <w:rPr>
-          <w:i/>
-          <w:iCs/>
-          <w:color w:val="999999"/>
-          <w:lang w:val="en-US"/>
-        </w:rPr>
-        <w:t>]</w:t>
+        <w:t>[Screenshot: GitHub — Pull Request voorbeeld]</w:t>
       </w:r>
     </w:p>
     <w:p>
@@ -3521,48 +2072,460 @@
           <w:iCs/>
           <w:color w:val="666666"/>
         </w:rPr>
-        <w:t>[Beschrijf het testplan: twee-laags aanpak (</w:t>
-      </w:r>
-      <w:proofErr w:type="spellStart"/>
+        <w:t>[Beschrijf het testplan: twee-laags aanpak (Vitest voor logica, handmatig voor UI). Wat wordt getest, hoe, met welke data, wat is pass/fail.]</w:t>
+      </w:r>
+    </w:p>
+    <w:p>
+      <w:pPr>
+        <w:spacing w:after="80"/>
+      </w:pPr>
+    </w:p>
+    <w:p>
+      <w:pPr>
+        <w:pStyle w:val="Heading2"/>
+      </w:pPr>
+      <w:r>
+        <w:t>3.2 Automatische testen (Vitest)</w:t>
+      </w:r>
+    </w:p>
+    <w:p>
+      <w:pPr>
+        <w:spacing w:after="80"/>
+      </w:pPr>
+      <w:r>
+        <w:t>Unit tests voor de data- en logica-laag:</w:t>
+      </w:r>
+    </w:p>
+    <w:p>
+      <w:pPr>
+        <w:spacing w:before="80" w:after="80"/>
+        <w:rPr>
+          <w:lang w:val="en-US"/>
+        </w:rPr>
+      </w:pPr>
+      <w:r>
+        <w:rPr>
+          <w:i/>
+          <w:iCs/>
+          <w:color w:val="999999"/>
+          <w:lang w:val="en-US"/>
+        </w:rPr>
+        <w:t>[Screenshot: Vitest terminal output — alle tests passing]</w:t>
+      </w:r>
+    </w:p>
+    <w:p>
+      <w:pPr>
+        <w:spacing w:after="120"/>
+      </w:pPr>
       <w:r>
         <w:rPr>
           <w:i/>
           <w:iCs/>
           <w:color w:val="666666"/>
         </w:rPr>
-        <w:t>Vitest</w:t>
-      </w:r>
-      <w:proofErr w:type="spellEnd"/>
+        <w:t>[Kopieer of beschrijf de test resultaten. Bij een initieel gefaalde test: screenshot van fout + fix + screenshot van geslaagde hertest.]</w:t>
+      </w:r>
+    </w:p>
+    <w:p>
+      <w:pPr>
+        <w:spacing w:after="80"/>
+      </w:pPr>
+    </w:p>
+    <w:p>
+      <w:pPr>
+        <w:pStyle w:val="Heading2"/>
+      </w:pPr>
+      <w:r>
+        <w:t>3.3 Handmatige testscenario’s</w:t>
+      </w:r>
+    </w:p>
+    <w:p>
+      <w:pPr>
+        <w:spacing w:after="120"/>
+        <w:rPr>
+          <w:lang w:val="en-US"/>
+        </w:rPr>
+      </w:pPr>
       <w:r>
         <w:rPr>
           <w:i/>
           <w:iCs/>
           <w:color w:val="666666"/>
         </w:rPr>
-        <w:t xml:space="preserve"> voor logica, handmatig voor UI). Wat wordt getest, hoe, met welke data, wat is pass/</w:t>
-      </w:r>
-      <w:proofErr w:type="spellStart"/>
+        <w:t xml:space="preserve">[Per user story: test ID, actie, verwacht resultaat, werkelijk resultaat, screenshot, verdict. </w:t>
+      </w:r>
       <w:r>
         <w:rPr>
           <w:i/>
           <w:iCs/>
           <w:color w:val="666666"/>
-        </w:rPr>
-        <w:t>fail</w:t>
-      </w:r>
-      <w:proofErr w:type="spellEnd"/>
+          <w:lang w:val="en-US"/>
+        </w:rPr>
+        <w:t>Gebruik de T[issue].[test] naamgeving.]</w:t>
+      </w:r>
+    </w:p>
+    <w:p>
+      <w:pPr>
+        <w:spacing w:after="80"/>
+        <w:rPr>
+          <w:lang w:val="en-US"/>
+        </w:rPr>
+      </w:pPr>
+      <w:r>
+        <w:rPr>
+          <w:lang w:val="en-US"/>
+        </w:rPr>
+        <w:t>Issue #2 — API Connection:</w:t>
+      </w:r>
+    </w:p>
+    <w:p>
+      <w:pPr>
+        <w:spacing w:after="120"/>
+        <w:rPr>
+          <w:lang w:val="en-US"/>
+        </w:rPr>
+      </w:pPr>
       <w:r>
         <w:rPr>
           <w:i/>
           <w:iCs/>
           <w:color w:val="666666"/>
-        </w:rPr>
-        <w:t>.]</w:t>
-      </w:r>
-    </w:p>
-    <w:p>
-      <w:pPr>
-        <w:spacing w:after="80"/>
+          <w:lang w:val="en-US"/>
+        </w:rPr>
+        <w:t>[T2.1 Happy flow, T2.2 Invalid credentials, T2.3 API unreachable, T2.4 Malformed URL]</w:t>
+      </w:r>
+    </w:p>
+    <w:p>
+      <w:pPr>
+        <w:spacing w:before="80" w:after="80"/>
+        <w:rPr>
+          <w:lang w:val="en-US"/>
+        </w:rPr>
+      </w:pPr>
+      <w:r>
+        <w:rPr>
+          <w:i/>
+          <w:iCs/>
+          <w:color w:val="999999"/>
+          <w:lang w:val="en-US"/>
+        </w:rPr>
+        <w:t>[Screenshot: T2.1 — Happy flow]</w:t>
+      </w:r>
+    </w:p>
+    <w:p>
+      <w:pPr>
+        <w:spacing w:before="80" w:after="80"/>
+        <w:rPr>
+          <w:lang w:val="en-US"/>
+        </w:rPr>
+      </w:pPr>
+      <w:r>
+        <w:rPr>
+          <w:i/>
+          <w:iCs/>
+          <w:color w:val="999999"/>
+          <w:lang w:val="en-US"/>
+        </w:rPr>
+        <w:t>[Screenshot: T2.2 — Invalid credentials]</w:t>
+      </w:r>
+    </w:p>
+    <w:p>
+      <w:pPr>
+        <w:spacing w:before="80" w:after="80"/>
+        <w:rPr>
+          <w:lang w:val="en-US"/>
+        </w:rPr>
+      </w:pPr>
+      <w:r>
+        <w:rPr>
+          <w:i/>
+          <w:iCs/>
+          <w:color w:val="999999"/>
+          <w:lang w:val="en-US"/>
+        </w:rPr>
+        <w:t>[Screenshot: T2.3 — API unreachable]</w:t>
+      </w:r>
+    </w:p>
+    <w:p>
+      <w:pPr>
+        <w:spacing w:after="80"/>
+        <w:rPr>
+          <w:lang w:val="en-US"/>
+        </w:rPr>
+      </w:pPr>
+      <w:r>
+        <w:rPr>
+          <w:lang w:val="en-US"/>
+        </w:rPr>
+        <w:t>Issue #3 — Data Mapping:</w:t>
+      </w:r>
+    </w:p>
+    <w:p>
+      <w:pPr>
+        <w:spacing w:after="120"/>
+        <w:rPr>
+          <w:lang w:val="en-US"/>
+        </w:rPr>
+      </w:pPr>
+      <w:r>
+        <w:rPr>
+          <w:i/>
+          <w:iCs/>
+          <w:color w:val="666666"/>
+          <w:lang w:val="en-US"/>
+        </w:rPr>
+        <w:t>[T3.1 Happy flow, T3.2 Missing fields, T3.3 Unknown URI, T3.4 Empty response]</w:t>
+      </w:r>
+    </w:p>
+    <w:p>
+      <w:pPr>
+        <w:spacing w:before="80" w:after="80"/>
+        <w:rPr>
+          <w:lang w:val="en-US"/>
+        </w:rPr>
+      </w:pPr>
+      <w:r>
+        <w:rPr>
+          <w:i/>
+          <w:iCs/>
+          <w:color w:val="999999"/>
+          <w:lang w:val="en-US"/>
+        </w:rPr>
+        <w:t>[Screenshot: T3.1 — Happy flow]</w:t>
+      </w:r>
+    </w:p>
+    <w:p>
+      <w:pPr>
+        <w:spacing w:after="80"/>
+        <w:rPr>
+          <w:lang w:val="en-US"/>
+        </w:rPr>
+      </w:pPr>
+      <w:r>
+        <w:rPr>
+          <w:lang w:val="en-US"/>
+        </w:rPr>
+        <w:t>Issue #4 — Contingent Link:</w:t>
+      </w:r>
+    </w:p>
+    <w:p>
+      <w:pPr>
+        <w:spacing w:after="120"/>
+        <w:rPr>
+          <w:lang w:val="en-US"/>
+        </w:rPr>
+      </w:pPr>
+      <w:r>
+        <w:rPr>
+          <w:i/>
+          <w:iCs/>
+          <w:color w:val="666666"/>
+          <w:lang w:val="en-US"/>
+        </w:rPr>
+        <w:t>[T4.1 Happy flow, T4.2 Empty contingent, T4.3 Rapid switching, T4.4 Loading fails]</w:t>
+      </w:r>
+    </w:p>
+    <w:p>
+      <w:pPr>
+        <w:spacing w:before="80" w:after="80"/>
+        <w:rPr>
+          <w:lang w:val="en-US"/>
+        </w:rPr>
+      </w:pPr>
+      <w:r>
+        <w:rPr>
+          <w:i/>
+          <w:iCs/>
+          <w:color w:val="999999"/>
+          <w:lang w:val="en-US"/>
+        </w:rPr>
+        <w:t>[Screenshot: T4.1 — Happy flow]</w:t>
+      </w:r>
+    </w:p>
+    <w:p>
+      <w:pPr>
+        <w:spacing w:after="80"/>
+        <w:rPr>
+          <w:lang w:val="en-US"/>
+        </w:rPr>
+      </w:pPr>
+      <w:r>
+        <w:rPr>
+          <w:lang w:val="en-US"/>
+        </w:rPr>
+        <w:t>Issue #5 — Dashboard UI:</w:t>
+      </w:r>
+    </w:p>
+    <w:p>
+      <w:pPr>
+        <w:spacing w:after="120"/>
+        <w:rPr>
+          <w:lang w:val="en-US"/>
+        </w:rPr>
+      </w:pPr>
+      <w:r>
+        <w:rPr>
+          <w:i/>
+          <w:iCs/>
+          <w:color w:val="666666"/>
+          <w:lang w:val="en-US"/>
+        </w:rPr>
+        <w:t>[T5.1 Desktop, T5.2 Tablet, T5.3 Long names, T5.4 Slow response]</w:t>
+      </w:r>
+    </w:p>
+    <w:p>
+      <w:pPr>
+        <w:spacing w:before="80" w:after="80"/>
+        <w:rPr>
+          <w:lang w:val="en-US"/>
+        </w:rPr>
+      </w:pPr>
+      <w:r>
+        <w:rPr>
+          <w:i/>
+          <w:iCs/>
+          <w:color w:val="999999"/>
+          <w:lang w:val="en-US"/>
+        </w:rPr>
+        <w:t>[Screenshot: T5.1 — Desktop layout]</w:t>
+      </w:r>
+    </w:p>
+    <w:p>
+      <w:pPr>
+        <w:spacing w:before="80" w:after="80"/>
+        <w:rPr>
+          <w:lang w:val="en-US"/>
+        </w:rPr>
+      </w:pPr>
+      <w:r>
+        <w:rPr>
+          <w:i/>
+          <w:iCs/>
+          <w:color w:val="999999"/>
+          <w:lang w:val="en-US"/>
+        </w:rPr>
+        <w:t>[Screenshot: T5.2 — Tablet layout]</w:t>
+      </w:r>
+    </w:p>
+    <w:p>
+      <w:pPr>
+        <w:spacing w:after="80"/>
+        <w:rPr>
+          <w:lang w:val="en-US"/>
+        </w:rPr>
+      </w:pPr>
+      <w:r>
+        <w:rPr>
+          <w:lang w:val="en-US"/>
+        </w:rPr>
+        <w:t>Issue #6 — KPI Charts:</w:t>
+      </w:r>
+    </w:p>
+    <w:p>
+      <w:pPr>
+        <w:spacing w:after="120"/>
+        <w:rPr>
+          <w:lang w:val="en-US"/>
+        </w:rPr>
+      </w:pPr>
+      <w:r>
+        <w:rPr>
+          <w:i/>
+          <w:iCs/>
+          <w:color w:val="666666"/>
+          <w:lang w:val="en-US"/>
+        </w:rPr>
+        <w:t>[T6.1 Happy flow, T6.2 Single data point, T6.3 No data, T6.4 Extreme values]</w:t>
+      </w:r>
+    </w:p>
+    <w:p>
+      <w:pPr>
+        <w:spacing w:before="80" w:after="80"/>
+        <w:rPr>
+          <w:lang w:val="en-US"/>
+        </w:rPr>
+      </w:pPr>
+      <w:r>
+        <w:rPr>
+          <w:i/>
+          <w:iCs/>
+          <w:color w:val="999999"/>
+          <w:lang w:val="en-US"/>
+        </w:rPr>
+        <w:t>[Screenshot: T6.1 — Happy flow]</w:t>
+      </w:r>
+    </w:p>
+    <w:p>
+      <w:pPr>
+        <w:spacing w:after="80"/>
+        <w:rPr>
+          <w:lang w:val="en-US"/>
+        </w:rPr>
+      </w:pPr>
+      <w:r>
+        <w:rPr>
+          <w:lang w:val="en-US"/>
+        </w:rPr>
+        <w:t>Issue #7 — Decision Support:</w:t>
+      </w:r>
+    </w:p>
+    <w:p>
+      <w:pPr>
+        <w:spacing w:after="120"/>
+        <w:rPr>
+          <w:lang w:val="en-US"/>
+        </w:rPr>
+      </w:pPr>
+      <w:r>
+        <w:rPr>
+          <w:i/>
+          <w:iCs/>
+          <w:color w:val="666666"/>
+          <w:lang w:val="en-US"/>
+        </w:rPr>
+        <w:t>[T7.1 Good score, T7.2 Poor score, T7.3 Insufficient data, T7.4 Missing KPIs, T7.5 All errors]</w:t>
+      </w:r>
+    </w:p>
+    <w:p>
+      <w:pPr>
+        <w:spacing w:before="80" w:after="80"/>
+        <w:rPr>
+          <w:lang w:val="en-US"/>
+        </w:rPr>
+      </w:pPr>
+      <w:r>
+        <w:rPr>
+          <w:i/>
+          <w:iCs/>
+          <w:color w:val="999999"/>
+          <w:lang w:val="en-US"/>
+        </w:rPr>
+        <w:t>[Screenshot: T7.1 — Good score]</w:t>
+      </w:r>
+    </w:p>
+    <w:p>
+      <w:pPr>
+        <w:spacing w:before="80" w:after="80"/>
+        <w:rPr>
+          <w:lang w:val="en-US"/>
+        </w:rPr>
+      </w:pPr>
+      <w:r>
+        <w:rPr>
+          <w:i/>
+          <w:iCs/>
+          <w:color w:val="999999"/>
+          <w:lang w:val="en-US"/>
+        </w:rPr>
+        <w:t>[Screenshot: T7.2 — Poor score]</w:t>
+      </w:r>
+    </w:p>
+    <w:p>
+      <w:pPr>
+        <w:spacing w:after="80"/>
+        <w:rPr>
+          <w:lang w:val="en-US"/>
+        </w:rPr>
       </w:pPr>
     </w:p>
     <w:p>
@@ -3570,558 +2533,8 @@
         <w:pStyle w:val="Heading2"/>
       </w:pPr>
       <w:r>
-        <w:t>3.2 Automatische testen (</w:t>
-      </w:r>
-      <w:proofErr w:type="spellStart"/>
-      <w:r>
-        <w:t>Vitest</w:t>
-      </w:r>
-      <w:proofErr w:type="spellEnd"/>
-      <w:r>
-        <w:t>)</w:t>
-      </w:r>
-    </w:p>
-    <w:p>
-      <w:pPr>
-        <w:spacing w:after="80"/>
-      </w:pPr>
-      <w:r>
-        <w:t>Unit tests voor de data- en logica-laag:</w:t>
-      </w:r>
-    </w:p>
-    <w:p>
-      <w:pPr>
-        <w:spacing w:before="80" w:after="80"/>
-        <w:rPr>
-          <w:lang w:val="en-US"/>
-        </w:rPr>
-      </w:pPr>
-      <w:r>
-        <w:rPr>
-          <w:i/>
-          <w:iCs/>
-          <w:color w:val="999999"/>
-          <w:lang w:val="en-US"/>
-        </w:rPr>
-        <w:t xml:space="preserve">[Screenshot: </w:t>
-      </w:r>
-      <w:proofErr w:type="spellStart"/>
-      <w:r>
-        <w:rPr>
-          <w:i/>
-          <w:iCs/>
-          <w:color w:val="999999"/>
-          <w:lang w:val="en-US"/>
-        </w:rPr>
-        <w:t>Vitest</w:t>
-      </w:r>
-      <w:proofErr w:type="spellEnd"/>
-      <w:r>
-        <w:rPr>
-          <w:i/>
-          <w:iCs/>
-          <w:color w:val="999999"/>
-          <w:lang w:val="en-US"/>
-        </w:rPr>
-        <w:t xml:space="preserve"> terminal output — alle tests passing]</w:t>
-      </w:r>
-    </w:p>
-    <w:p>
-      <w:pPr>
-        <w:spacing w:after="120"/>
-      </w:pPr>
-      <w:r>
-        <w:rPr>
-          <w:i/>
-          <w:iCs/>
-          <w:color w:val="666666"/>
-        </w:rPr>
-        <w:t xml:space="preserve">[Kopieer of beschrijf de test resultaten. Bij een initieel gefaalde test: screenshot van fout + fix + screenshot van geslaagde </w:t>
-      </w:r>
-      <w:proofErr w:type="spellStart"/>
-      <w:r>
-        <w:rPr>
-          <w:i/>
-          <w:iCs/>
-          <w:color w:val="666666"/>
-        </w:rPr>
-        <w:t>hertest</w:t>
-      </w:r>
-      <w:proofErr w:type="spellEnd"/>
-      <w:r>
-        <w:rPr>
-          <w:i/>
-          <w:iCs/>
-          <w:color w:val="666666"/>
-        </w:rPr>
-        <w:t>.]</w:t>
-      </w:r>
-    </w:p>
-    <w:p>
-      <w:pPr>
-        <w:spacing w:after="80"/>
-      </w:pPr>
-    </w:p>
-    <w:p>
-      <w:pPr>
-        <w:pStyle w:val="Heading2"/>
-      </w:pPr>
-      <w:r>
-        <w:t>3.3 Handmatige testscenario’s</w:t>
-      </w:r>
-    </w:p>
-    <w:p>
-      <w:pPr>
-        <w:spacing w:after="120"/>
-        <w:rPr>
-          <w:lang w:val="en-US"/>
-        </w:rPr>
-      </w:pPr>
-      <w:r>
-        <w:rPr>
-          <w:i/>
-          <w:iCs/>
-          <w:color w:val="666666"/>
-        </w:rPr>
-        <w:t xml:space="preserve">[Per user story: test ID, actie, verwacht resultaat, werkelijk resultaat, screenshot, verdict. </w:t>
-      </w:r>
-      <w:proofErr w:type="spellStart"/>
-      <w:r>
-        <w:rPr>
-          <w:i/>
-          <w:iCs/>
-          <w:color w:val="666666"/>
-          <w:lang w:val="en-US"/>
-        </w:rPr>
-        <w:t>Gebruik</w:t>
-      </w:r>
-      <w:proofErr w:type="spellEnd"/>
-      <w:r>
-        <w:rPr>
-          <w:i/>
-          <w:iCs/>
-          <w:color w:val="666666"/>
-          <w:lang w:val="en-US"/>
-        </w:rPr>
-        <w:t xml:space="preserve"> de T[issue</w:t>
-      </w:r>
-      <w:proofErr w:type="gramStart"/>
-      <w:r>
-        <w:rPr>
-          <w:i/>
-          <w:iCs/>
-          <w:color w:val="666666"/>
-          <w:lang w:val="en-US"/>
-        </w:rPr>
-        <w:t>].[</w:t>
-      </w:r>
-      <w:proofErr w:type="gramEnd"/>
-      <w:r>
-        <w:rPr>
-          <w:i/>
-          <w:iCs/>
-          <w:color w:val="666666"/>
-          <w:lang w:val="en-US"/>
-        </w:rPr>
-        <w:t xml:space="preserve">test] </w:t>
-      </w:r>
-      <w:proofErr w:type="spellStart"/>
-      <w:r>
-        <w:rPr>
-          <w:i/>
-          <w:iCs/>
-          <w:color w:val="666666"/>
-          <w:lang w:val="en-US"/>
-        </w:rPr>
-        <w:t>naamgeving</w:t>
-      </w:r>
-      <w:proofErr w:type="spellEnd"/>
-      <w:r>
-        <w:rPr>
-          <w:i/>
-          <w:iCs/>
-          <w:color w:val="666666"/>
-          <w:lang w:val="en-US"/>
-        </w:rPr>
-        <w:t>.]</w:t>
-      </w:r>
-    </w:p>
-    <w:p>
-      <w:pPr>
-        <w:spacing w:after="80"/>
-        <w:rPr>
-          <w:lang w:val="en-US"/>
-        </w:rPr>
-      </w:pPr>
-      <w:r>
-        <w:rPr>
-          <w:lang w:val="en-US"/>
-        </w:rPr>
-        <w:t>Issue #2 — API Connection:</w:t>
-      </w:r>
-    </w:p>
-    <w:p>
-      <w:pPr>
-        <w:spacing w:after="120"/>
-        <w:rPr>
-          <w:lang w:val="en-US"/>
-        </w:rPr>
-      </w:pPr>
-      <w:r>
-        <w:rPr>
-          <w:i/>
-          <w:iCs/>
-          <w:color w:val="666666"/>
-          <w:lang w:val="en-US"/>
-        </w:rPr>
-        <w:t>[T2.1 Happy flow, T2.2 Invalid credentials, T2.3 API unreachable, T2.4 Malformed URL]</w:t>
-      </w:r>
-    </w:p>
-    <w:p>
-      <w:pPr>
-        <w:spacing w:before="80" w:after="80"/>
-        <w:rPr>
-          <w:lang w:val="en-US"/>
-        </w:rPr>
-      </w:pPr>
-      <w:r>
-        <w:rPr>
-          <w:i/>
-          <w:iCs/>
-          <w:color w:val="999999"/>
-          <w:lang w:val="en-US"/>
-        </w:rPr>
-        <w:t>[Screenshot: T2.1 — Happy flow]</w:t>
-      </w:r>
-    </w:p>
-    <w:p>
-      <w:pPr>
-        <w:spacing w:before="80" w:after="80"/>
-        <w:rPr>
-          <w:lang w:val="en-US"/>
-        </w:rPr>
-      </w:pPr>
-      <w:r>
-        <w:rPr>
-          <w:i/>
-          <w:iCs/>
-          <w:color w:val="999999"/>
-          <w:lang w:val="en-US"/>
-        </w:rPr>
-        <w:t>[Screenshot: T2.2 — Invalid credentials]</w:t>
-      </w:r>
-    </w:p>
-    <w:p>
-      <w:pPr>
-        <w:spacing w:before="80" w:after="80"/>
-        <w:rPr>
-          <w:lang w:val="en-US"/>
-        </w:rPr>
-      </w:pPr>
-      <w:r>
-        <w:rPr>
-          <w:i/>
-          <w:iCs/>
-          <w:color w:val="999999"/>
-          <w:lang w:val="en-US"/>
-        </w:rPr>
-        <w:t>[Screenshot: T2.3 — API unreachable]</w:t>
-      </w:r>
-    </w:p>
-    <w:p>
-      <w:pPr>
-        <w:spacing w:after="80"/>
-        <w:rPr>
-          <w:lang w:val="en-US"/>
-        </w:rPr>
-      </w:pPr>
-      <w:r>
-        <w:rPr>
-          <w:lang w:val="en-US"/>
-        </w:rPr>
-        <w:t>Issue #3 — Data Mapping:</w:t>
-      </w:r>
-    </w:p>
-    <w:p>
-      <w:pPr>
-        <w:spacing w:after="120"/>
-        <w:rPr>
-          <w:lang w:val="en-US"/>
-        </w:rPr>
-      </w:pPr>
-      <w:r>
-        <w:rPr>
-          <w:i/>
-          <w:iCs/>
-          <w:color w:val="666666"/>
-          <w:lang w:val="en-US"/>
-        </w:rPr>
-        <w:t>[T3.1 Happy flow, T3.2 Missing fields, T3.3 Unknown URI, T3.4 Empty response]</w:t>
-      </w:r>
-    </w:p>
-    <w:p>
-      <w:pPr>
-        <w:spacing w:before="80" w:after="80"/>
-        <w:rPr>
-          <w:lang w:val="en-US"/>
-        </w:rPr>
-      </w:pPr>
-      <w:r>
-        <w:rPr>
-          <w:i/>
-          <w:iCs/>
-          <w:color w:val="999999"/>
-          <w:lang w:val="en-US"/>
-        </w:rPr>
-        <w:t>[Screenshot: T3.1 — Happy flow]</w:t>
-      </w:r>
-    </w:p>
-    <w:p>
-      <w:pPr>
-        <w:spacing w:after="80"/>
-        <w:rPr>
-          <w:lang w:val="en-US"/>
-        </w:rPr>
-      </w:pPr>
-      <w:r>
-        <w:rPr>
-          <w:lang w:val="en-US"/>
-        </w:rPr>
-        <w:t>Issue #4 — Contingent Link:</w:t>
-      </w:r>
-    </w:p>
-    <w:p>
-      <w:pPr>
-        <w:spacing w:after="120"/>
-        <w:rPr>
-          <w:lang w:val="en-US"/>
-        </w:rPr>
-      </w:pPr>
-      <w:r>
-        <w:rPr>
-          <w:i/>
-          <w:iCs/>
-          <w:color w:val="666666"/>
-          <w:lang w:val="en-US"/>
-        </w:rPr>
-        <w:t>[T4.1 Happy flow, T4.2 Empty contingent, T4.3 Rapid switching, T4.4 Loading fails]</w:t>
-      </w:r>
-    </w:p>
-    <w:p>
-      <w:pPr>
-        <w:spacing w:before="80" w:after="80"/>
-        <w:rPr>
-          <w:lang w:val="en-US"/>
-        </w:rPr>
-      </w:pPr>
-      <w:r>
-        <w:rPr>
-          <w:i/>
-          <w:iCs/>
-          <w:color w:val="999999"/>
-          <w:lang w:val="en-US"/>
-        </w:rPr>
-        <w:t>[Screenshot: T4.1 — Happy flow]</w:t>
-      </w:r>
-    </w:p>
-    <w:p>
-      <w:pPr>
-        <w:spacing w:after="80"/>
-        <w:rPr>
-          <w:lang w:val="en-US"/>
-        </w:rPr>
-      </w:pPr>
-      <w:r>
-        <w:rPr>
-          <w:lang w:val="en-US"/>
-        </w:rPr>
-        <w:t>Issue #5 — Dashboard UI:</w:t>
-      </w:r>
-    </w:p>
-    <w:p>
-      <w:pPr>
-        <w:spacing w:after="120"/>
-        <w:rPr>
-          <w:lang w:val="en-US"/>
-        </w:rPr>
-      </w:pPr>
-      <w:r>
-        <w:rPr>
-          <w:i/>
-          <w:iCs/>
-          <w:color w:val="666666"/>
-          <w:lang w:val="en-US"/>
-        </w:rPr>
-        <w:t>[T5.1 Desktop, T5.2 Tablet, T5.3 Long names, T5.4 Slow response]</w:t>
-      </w:r>
-    </w:p>
-    <w:p>
-      <w:pPr>
-        <w:spacing w:before="80" w:after="80"/>
-        <w:rPr>
-          <w:lang w:val="en-US"/>
-        </w:rPr>
-      </w:pPr>
-      <w:r>
-        <w:rPr>
-          <w:i/>
-          <w:iCs/>
-          <w:color w:val="999999"/>
-          <w:lang w:val="en-US"/>
-        </w:rPr>
-        <w:t>[Screenshot: T5.1 — Desktop layout]</w:t>
-      </w:r>
-    </w:p>
-    <w:p>
-      <w:pPr>
-        <w:spacing w:before="80" w:after="80"/>
-        <w:rPr>
-          <w:lang w:val="en-US"/>
-        </w:rPr>
-      </w:pPr>
-      <w:r>
-        <w:rPr>
-          <w:i/>
-          <w:iCs/>
-          <w:color w:val="999999"/>
-          <w:lang w:val="en-US"/>
-        </w:rPr>
-        <w:t>[Screenshot: T5.2 — Tablet layout]</w:t>
-      </w:r>
-    </w:p>
-    <w:p>
-      <w:pPr>
-        <w:spacing w:after="80"/>
-        <w:rPr>
-          <w:lang w:val="en-US"/>
-        </w:rPr>
-      </w:pPr>
-      <w:r>
-        <w:rPr>
-          <w:lang w:val="en-US"/>
-        </w:rPr>
-        <w:t>Issue #6 — KPI Charts:</w:t>
-      </w:r>
-    </w:p>
-    <w:p>
-      <w:pPr>
-        <w:spacing w:after="120"/>
-        <w:rPr>
-          <w:lang w:val="en-US"/>
-        </w:rPr>
-      </w:pPr>
-      <w:r>
-        <w:rPr>
-          <w:i/>
-          <w:iCs/>
-          <w:color w:val="666666"/>
-          <w:lang w:val="en-US"/>
-        </w:rPr>
-        <w:t>[T6.1 Happy flow, T6.2 Single data point, T6.3 No data, T6.4 Extreme values]</w:t>
-      </w:r>
-    </w:p>
-    <w:p>
-      <w:pPr>
-        <w:spacing w:before="80" w:after="80"/>
-        <w:rPr>
-          <w:lang w:val="en-US"/>
-        </w:rPr>
-      </w:pPr>
-      <w:r>
-        <w:rPr>
-          <w:i/>
-          <w:iCs/>
-          <w:color w:val="999999"/>
-          <w:lang w:val="en-US"/>
-        </w:rPr>
-        <w:t>[Screenshot: T6.1 — Happy flow]</w:t>
-      </w:r>
-    </w:p>
-    <w:p>
-      <w:pPr>
-        <w:spacing w:after="80"/>
-        <w:rPr>
-          <w:lang w:val="en-US"/>
-        </w:rPr>
-      </w:pPr>
-      <w:r>
-        <w:rPr>
-          <w:lang w:val="en-US"/>
-        </w:rPr>
-        <w:t>Issue #7 — Decision Support:</w:t>
-      </w:r>
-    </w:p>
-    <w:p>
-      <w:pPr>
-        <w:spacing w:after="120"/>
-        <w:rPr>
-          <w:lang w:val="en-US"/>
-        </w:rPr>
-      </w:pPr>
-      <w:r>
-        <w:rPr>
-          <w:i/>
-          <w:iCs/>
-          <w:color w:val="666666"/>
-          <w:lang w:val="en-US"/>
-        </w:rPr>
-        <w:t>[T7.1 Good score, T7.2 Poor score, T7.3 Insufficient data, T7.4 Missing KPIs, T7.5 All errors]</w:t>
-      </w:r>
-    </w:p>
-    <w:p>
-      <w:pPr>
-        <w:spacing w:before="80" w:after="80"/>
-        <w:rPr>
-          <w:lang w:val="en-US"/>
-        </w:rPr>
-      </w:pPr>
-      <w:r>
-        <w:rPr>
-          <w:i/>
-          <w:iCs/>
-          <w:color w:val="999999"/>
-          <w:lang w:val="en-US"/>
-        </w:rPr>
-        <w:t>[Screenshot: T7.1 — Good score]</w:t>
-      </w:r>
-    </w:p>
-    <w:p>
-      <w:pPr>
-        <w:spacing w:before="80" w:after="80"/>
-        <w:rPr>
-          <w:lang w:val="en-US"/>
-        </w:rPr>
-      </w:pPr>
-      <w:r>
-        <w:rPr>
-          <w:i/>
-          <w:iCs/>
-          <w:color w:val="999999"/>
-          <w:lang w:val="en-US"/>
-        </w:rPr>
-        <w:t>[Screenshot: T7.2 — Poor score]</w:t>
-      </w:r>
-    </w:p>
-    <w:p>
-      <w:pPr>
-        <w:spacing w:after="80"/>
-        <w:rPr>
-          <w:lang w:val="en-US"/>
-        </w:rPr>
-      </w:pPr>
-    </w:p>
-    <w:p>
-      <w:pPr>
-        <w:pStyle w:val="Heading2"/>
-      </w:pPr>
-      <w:r>
-        <w:t xml:space="preserve">3.4 Test summary </w:t>
-      </w:r>
-      <w:proofErr w:type="spellStart"/>
-      <w:r>
-        <w:t>table</w:t>
-      </w:r>
-      <w:proofErr w:type="spellEnd"/>
+        <w:t>3.4 Test summary table</w:t>
+      </w:r>
     </w:p>
     <w:p>
       <w:pPr>
@@ -4361,13 +2774,8 @@
           </w:tcPr>
           <w:p>
             <w:r>
-              <w:t xml:space="preserve">Data </w:t>
-            </w:r>
-            <w:proofErr w:type="spellStart"/>
-            <w:r>
-              <w:t>Mapping</w:t>
-            </w:r>
-            <w:proofErr w:type="spellEnd"/>
+              <w:t>Data Mapping</w:t>
+            </w:r>
           </w:p>
         </w:tc>
         <w:tc>
@@ -4387,23 +2795,8 @@
             </w:tcMar>
           </w:tcPr>
           <w:p>
-            <w:proofErr w:type="spellStart"/>
-            <w:proofErr w:type="gramStart"/>
-            <w:r>
-              <w:t>parseMeasurements</w:t>
-            </w:r>
-            <w:proofErr w:type="spellEnd"/>
-            <w:proofErr w:type="gramEnd"/>
-            <w:r>
-              <w:t xml:space="preserve"> </w:t>
-            </w:r>
-            <w:proofErr w:type="spellStart"/>
-            <w:r>
-              <w:t>valid</w:t>
-            </w:r>
-            <w:proofErr w:type="spellEnd"/>
-            <w:r>
-              <w:t xml:space="preserve"> input</w:t>
+            <w:r>
+              <w:t>parseMeasurements valid input</w:t>
             </w:r>
           </w:p>
         </w:tc>
@@ -4497,13 +2890,8 @@
           </w:tcPr>
           <w:p>
             <w:r>
-              <w:t xml:space="preserve">Data </w:t>
-            </w:r>
-            <w:proofErr w:type="spellStart"/>
-            <w:r>
-              <w:t>Mapping</w:t>
-            </w:r>
-            <w:proofErr w:type="spellEnd"/>
+              <w:t>Data Mapping</w:t>
+            </w:r>
           </w:p>
         </w:tc>
         <w:tc>
@@ -4523,15 +2911,8 @@
             </w:tcMar>
           </w:tcPr>
           <w:p>
-            <w:proofErr w:type="spellStart"/>
-            <w:proofErr w:type="gramStart"/>
-            <w:r>
-              <w:t>parseMeasurements</w:t>
-            </w:r>
-            <w:proofErr w:type="spellEnd"/>
-            <w:proofErr w:type="gramEnd"/>
-            <w:r>
-              <w:t xml:space="preserve"> empty</w:t>
+            <w:r>
+              <w:t>parseMeasurements empty</w:t>
             </w:r>
           </w:p>
         </w:tc>
@@ -4625,13 +3006,8 @@
           </w:tcPr>
           <w:p>
             <w:r>
-              <w:t xml:space="preserve">KPI </w:t>
-            </w:r>
-            <w:proofErr w:type="spellStart"/>
-            <w:r>
-              <w:t>Aggregator</w:t>
-            </w:r>
-            <w:proofErr w:type="spellEnd"/>
+              <w:t>KPI Aggregator</w:t>
+            </w:r>
           </w:p>
         </w:tc>
         <w:tc>
@@ -4651,21 +3027,9 @@
             </w:tcMar>
           </w:tcPr>
           <w:p>
-            <w:proofErr w:type="spellStart"/>
-            <w:proofErr w:type="gramStart"/>
-            <w:r>
-              <w:t>aggregateKPIs</w:t>
-            </w:r>
-            <w:proofErr w:type="spellEnd"/>
-            <w:proofErr w:type="gramEnd"/>
-            <w:r>
-              <w:t xml:space="preserve"> </w:t>
-            </w:r>
-            <w:proofErr w:type="spellStart"/>
-            <w:r>
-              <w:t>valid</w:t>
-            </w:r>
-            <w:proofErr w:type="spellEnd"/>
+            <w:r>
+              <w:t>aggregateKPIs valid</w:t>
+            </w:r>
           </w:p>
         </w:tc>
         <w:tc>
@@ -4757,13 +3121,8 @@
             </w:tcMar>
           </w:tcPr>
           <w:p>
-            <w:proofErr w:type="spellStart"/>
-            <w:r>
-              <w:t>Decision</w:t>
-            </w:r>
-            <w:proofErr w:type="spellEnd"/>
-            <w:r>
-              <w:t xml:space="preserve"> Engine</w:t>
+            <w:r>
+              <w:t>Decision Engine</w:t>
             </w:r>
           </w:p>
         </w:tc>
@@ -4784,21 +3143,9 @@
             </w:tcMar>
           </w:tcPr>
           <w:p>
-            <w:proofErr w:type="spellStart"/>
-            <w:proofErr w:type="gramStart"/>
-            <w:r>
-              <w:t>evaluateContingent</w:t>
-            </w:r>
-            <w:proofErr w:type="spellEnd"/>
-            <w:proofErr w:type="gramEnd"/>
-            <w:r>
-              <w:t xml:space="preserve"> </w:t>
-            </w:r>
-            <w:proofErr w:type="spellStart"/>
-            <w:r>
-              <w:t>good</w:t>
-            </w:r>
-            <w:proofErr w:type="spellEnd"/>
+            <w:r>
+              <w:t>evaluateContingent good</w:t>
+            </w:r>
           </w:p>
         </w:tc>
         <w:tc>
@@ -5028,19 +3375,9 @@
             </w:tcMar>
           </w:tcPr>
           <w:p>
-            <w:proofErr w:type="spellStart"/>
-            <w:r>
-              <w:t>Invalid</w:t>
-            </w:r>
-            <w:proofErr w:type="spellEnd"/>
-            <w:r>
-              <w:t xml:space="preserve"> </w:t>
-            </w:r>
-            <w:proofErr w:type="spellStart"/>
-            <w:r>
-              <w:t>credentials</w:t>
-            </w:r>
-            <w:proofErr w:type="spellEnd"/>
+            <w:r>
+              <w:t>Invalid credentials</w:t>
+            </w:r>
           </w:p>
         </w:tc>
         <w:tc>
@@ -5271,13 +3608,8 @@
           </w:tcPr>
           <w:p>
             <w:r>
-              <w:t xml:space="preserve">Desktop </w:t>
-            </w:r>
-            <w:proofErr w:type="spellStart"/>
-            <w:r>
-              <w:t>layout</w:t>
-            </w:r>
-            <w:proofErr w:type="spellEnd"/>
+              <w:t>Desktop layout</w:t>
+            </w:r>
           </w:p>
         </w:tc>
         <w:tc>
@@ -5370,13 +3702,8 @@
           </w:tcPr>
           <w:p>
             <w:r>
-              <w:t xml:space="preserve">KPI </w:t>
-            </w:r>
-            <w:proofErr w:type="spellStart"/>
-            <w:r>
-              <w:t>Charts</w:t>
-            </w:r>
-            <w:proofErr w:type="spellEnd"/>
+              <w:t>KPI Charts</w:t>
+            </w:r>
           </w:p>
         </w:tc>
         <w:tc>
@@ -5396,21 +3723,8 @@
             </w:tcMar>
           </w:tcPr>
           <w:p>
-            <w:proofErr w:type="spellStart"/>
-            <w:r>
-              <w:t>Charts</w:t>
-            </w:r>
-            <w:proofErr w:type="spellEnd"/>
-            <w:r>
-              <w:t xml:space="preserve"> </w:t>
-            </w:r>
-            <w:proofErr w:type="spellStart"/>
-            <w:r>
-              <w:t>with</w:t>
-            </w:r>
-            <w:proofErr w:type="spellEnd"/>
-            <w:r>
-              <w:t xml:space="preserve"> real data</w:t>
+            <w:r>
+              <w:t>Charts with real data</w:t>
             </w:r>
           </w:p>
         </w:tc>
@@ -5503,13 +3817,8 @@
             </w:tcMar>
           </w:tcPr>
           <w:p>
-            <w:proofErr w:type="spellStart"/>
-            <w:r>
-              <w:t>Decision</w:t>
-            </w:r>
-            <w:proofErr w:type="spellEnd"/>
-            <w:r>
-              <w:t xml:space="preserve"> Support</w:t>
+            <w:r>
+              <w:t>Decision Support</w:t>
             </w:r>
           </w:p>
         </w:tc>
@@ -5530,19 +3839,9 @@
             </w:tcMar>
           </w:tcPr>
           <w:p>
-            <w:proofErr w:type="spellStart"/>
-            <w:r>
-              <w:t>Good</w:t>
-            </w:r>
-            <w:proofErr w:type="spellEnd"/>
-            <w:r>
-              <w:t xml:space="preserve"> </w:t>
-            </w:r>
-            <w:proofErr w:type="spellStart"/>
-            <w:r>
-              <w:t>recommendation</w:t>
-            </w:r>
-            <w:proofErr w:type="spellEnd"/>
+            <w:r>
+              <w:t>Good recommendation</w:t>
+            </w:r>
           </w:p>
         </w:tc>
         <w:tc>
@@ -5668,39 +3967,63 @@
           <w:iCs/>
           <w:color w:val="666666"/>
         </w:rPr>
-        <w:t xml:space="preserve">[Welke testen faalden? Welke </w:t>
-      </w:r>
-      <w:proofErr w:type="spellStart"/>
+        <w:t>[Welke testen faalden? Welke edge cases waren problematisch?]</w:t>
+      </w:r>
+    </w:p>
+    <w:p>
+      <w:pPr>
+        <w:spacing w:after="80"/>
+        <w:rPr>
+          <w:lang w:val="en-US"/>
+        </w:rPr>
+      </w:pPr>
+      <w:r>
+        <w:rPr>
+          <w:lang w:val="en-US"/>
+        </w:rPr>
+        <w:t>Feedback sprint review (Jeroen Pat):</w:t>
+      </w:r>
+    </w:p>
+    <w:p>
+      <w:pPr>
+        <w:spacing w:after="120"/>
+      </w:pPr>
       <w:r>
         <w:rPr>
           <w:i/>
           <w:iCs/>
           <w:color w:val="666666"/>
         </w:rPr>
-        <w:t>edge</w:t>
-      </w:r>
-      <w:proofErr w:type="spellEnd"/>
+        <w:t>[Wat zei Jeroen tijdens de review? Positief? Verzoeken? Issues?]</w:t>
+      </w:r>
+    </w:p>
+    <w:p>
+      <w:pPr>
+        <w:spacing w:after="80"/>
+      </w:pPr>
+      <w:r>
+        <w:t>Retrospective bevindingen:</w:t>
+      </w:r>
+    </w:p>
+    <w:p>
+      <w:pPr>
+        <w:spacing w:after="120"/>
+      </w:pPr>
       <w:r>
         <w:rPr>
           <w:i/>
           <w:iCs/>
           <w:color w:val="666666"/>
         </w:rPr>
-        <w:t xml:space="preserve"> cases waren problematisch?]</w:t>
-      </w:r>
-    </w:p>
-    <w:p>
-      <w:pPr>
-        <w:spacing w:after="80"/>
-        <w:rPr>
-          <w:lang w:val="en-US"/>
-        </w:rPr>
-      </w:pPr>
-      <w:r>
-        <w:rPr>
-          <w:lang w:val="en-US"/>
-        </w:rPr>
-        <w:t>Feedback sprint review (Jeroen Pat):</w:t>
+        <w:t>[Procesproblemenm, tijdsinschatting, werkwijze]</w:t>
+      </w:r>
+    </w:p>
+    <w:p>
+      <w:pPr>
+        <w:spacing w:after="80"/>
+      </w:pPr>
+      <w:r>
+        <w:t>Bugs / GitHub Issues:</w:t>
       </w:r>
     </w:p>
     <w:p>
@@ -5713,20 +4036,20 @@
           <w:iCs/>
           <w:color w:val="666666"/>
         </w:rPr>
-        <w:t>[Wat zei Jeroen tijdens de review? Positief? Verzoeken? Issues?]</w:t>
-      </w:r>
-    </w:p>
-    <w:p>
-      <w:pPr>
-        <w:spacing w:after="80"/>
-      </w:pPr>
-      <w:proofErr w:type="spellStart"/>
-      <w:r>
-        <w:t>Retrospective</w:t>
-      </w:r>
-      <w:proofErr w:type="spellEnd"/>
-      <w:r>
-        <w:t xml:space="preserve"> bevindingen:</w:t>
+        <w:t>[Bugs gevonden tijdens de sprint die niet zijn opgelost]</w:t>
+      </w:r>
+    </w:p>
+    <w:p>
+      <w:pPr>
+        <w:spacing w:after="80"/>
+      </w:pPr>
+    </w:p>
+    <w:p>
+      <w:pPr>
+        <w:pStyle w:val="Heading2"/>
+      </w:pPr>
+      <w:r>
+        <w:t>4.2 Interpretatie bevindingen</w:t>
       </w:r>
     </w:p>
     <w:p>
@@ -5739,38 +4062,70 @@
           <w:iCs/>
           <w:color w:val="666666"/>
         </w:rPr>
-        <w:t>[</w:t>
-      </w:r>
-      <w:proofErr w:type="spellStart"/>
+        <w:t>[Per bevinding: wat is het onderliggende probleem? Hoe ernstig? Wie wordt geraakt?]</w:t>
+      </w:r>
+    </w:p>
+    <w:p>
+      <w:pPr>
+        <w:spacing w:after="80"/>
+      </w:pPr>
+    </w:p>
+    <w:p>
+      <w:pPr>
+        <w:pStyle w:val="Heading2"/>
+      </w:pPr>
+      <w:r>
+        <w:t>4.3 Verbetervoorstellen</w:t>
+      </w:r>
+    </w:p>
+    <w:p>
+      <w:pPr>
+        <w:spacing w:after="80"/>
+      </w:pPr>
+      <w:r>
+        <w:t>Voorstel 1 (functioneel):</w:t>
+      </w:r>
+    </w:p>
+    <w:p>
+      <w:pPr>
+        <w:spacing w:after="120"/>
+      </w:pPr>
       <w:r>
         <w:rPr>
           <w:i/>
           <w:iCs/>
           <w:color w:val="666666"/>
         </w:rPr>
-        <w:t>Procesproblemenm</w:t>
-      </w:r>
-      <w:proofErr w:type="spellEnd"/>
+        <w:t>[Bron | Probleem | Voorstel | Nieuwe user story + acceptatiecriteria | Prioriteit (MoSCoW) | Geschatte tijd]</w:t>
+      </w:r>
+    </w:p>
+    <w:p>
+      <w:pPr>
+        <w:spacing w:after="80"/>
+      </w:pPr>
+      <w:r>
+        <w:t>Voorstel 2 (technisch):</w:t>
+      </w:r>
+    </w:p>
+    <w:p>
+      <w:pPr>
+        <w:spacing w:after="120"/>
+      </w:pPr>
       <w:r>
         <w:rPr>
           <w:i/>
           <w:iCs/>
           <w:color w:val="666666"/>
         </w:rPr>
-        <w:t>, tijdsinschatting, werkwijze]</w:t>
-      </w:r>
-    </w:p>
-    <w:p>
-      <w:pPr>
-        <w:spacing w:after="80"/>
-      </w:pPr>
-      <w:proofErr w:type="gramStart"/>
-      <w:r>
-        <w:t>Bugs /</w:t>
-      </w:r>
-      <w:proofErr w:type="gramEnd"/>
-      <w:r>
-        <w:t xml:space="preserve"> GitHub Issues:</w:t>
+        <w:t>[Bron | Probleem | Voorstel | Nieuwe user story + acceptatiecriteria | Prioriteit (MoSCoW) | Geschatte tijd]</w:t>
+      </w:r>
+    </w:p>
+    <w:p>
+      <w:pPr>
+        <w:spacing w:after="80"/>
+      </w:pPr>
+      <w:r>
+        <w:t>Voorstel 3 (proces):</w:t>
       </w:r>
     </w:p>
     <w:p>
@@ -5783,7 +4138,7 @@
           <w:iCs/>
           <w:color w:val="666666"/>
         </w:rPr>
-        <w:t>[Bugs gevonden tijdens de sprint die niet zijn opgelost]</w:t>
+        <w:t>[Bron | Probleem | Voorstel | Nieuwe user story + acceptatiecriteria | Prioriteit (MoSCoW) | Geschatte tijd]</w:t>
       </w:r>
     </w:p>
     <w:p>
@@ -5796,7 +4151,7 @@
         <w:pStyle w:val="Heading2"/>
       </w:pPr>
       <w:r>
-        <w:t>4.2 Interpretatie bevindingen</w:t>
+        <w:t>4.4 Nieuwe user stories op product backlog</w:t>
       </w:r>
     </w:p>
     <w:p>
@@ -5809,212 +4164,7 @@
           <w:iCs/>
           <w:color w:val="666666"/>
         </w:rPr>
-        <w:t>[Per bevinding: wat is het onderliggende probleem? Hoe ernstig? Wie wordt geraakt?]</w:t>
-      </w:r>
-    </w:p>
-    <w:p>
-      <w:pPr>
-        <w:spacing w:after="80"/>
-      </w:pPr>
-    </w:p>
-    <w:p>
-      <w:pPr>
-        <w:pStyle w:val="Heading2"/>
-      </w:pPr>
-      <w:r>
-        <w:t>4.3 Verbetervoorstellen</w:t>
-      </w:r>
-    </w:p>
-    <w:p>
-      <w:pPr>
-        <w:spacing w:after="80"/>
-      </w:pPr>
-      <w:r>
-        <w:t>Voorstel 1 (functioneel):</w:t>
-      </w:r>
-    </w:p>
-    <w:p>
-      <w:pPr>
-        <w:spacing w:after="120"/>
-      </w:pPr>
-      <w:r>
-        <w:rPr>
-          <w:i/>
-          <w:iCs/>
-          <w:color w:val="666666"/>
-        </w:rPr>
-        <w:t>[Bron | Probleem | Voorstel | Nieuwe user story + acceptatiecriteria | Prioriteit (</w:t>
-      </w:r>
-      <w:proofErr w:type="spellStart"/>
-      <w:r>
-        <w:rPr>
-          <w:i/>
-          <w:iCs/>
-          <w:color w:val="666666"/>
-        </w:rPr>
-        <w:t>MoSCoW</w:t>
-      </w:r>
-      <w:proofErr w:type="spellEnd"/>
-      <w:r>
-        <w:rPr>
-          <w:i/>
-          <w:iCs/>
-          <w:color w:val="666666"/>
-        </w:rPr>
-        <w:t>) | Geschatte tijd]</w:t>
-      </w:r>
-    </w:p>
-    <w:p>
-      <w:pPr>
-        <w:spacing w:after="80"/>
-      </w:pPr>
-      <w:r>
-        <w:t>Voorstel 2 (technisch):</w:t>
-      </w:r>
-    </w:p>
-    <w:p>
-      <w:pPr>
-        <w:spacing w:after="120"/>
-      </w:pPr>
-      <w:r>
-        <w:rPr>
-          <w:i/>
-          <w:iCs/>
-          <w:color w:val="666666"/>
-        </w:rPr>
-        <w:t>[Bron | Probleem | Voorstel | Nieuwe user story + acceptatiecriteria | Prioriteit (</w:t>
-      </w:r>
-      <w:proofErr w:type="spellStart"/>
-      <w:r>
-        <w:rPr>
-          <w:i/>
-          <w:iCs/>
-          <w:color w:val="666666"/>
-        </w:rPr>
-        <w:t>MoSCoW</w:t>
-      </w:r>
-      <w:proofErr w:type="spellEnd"/>
-      <w:r>
-        <w:rPr>
-          <w:i/>
-          <w:iCs/>
-          <w:color w:val="666666"/>
-        </w:rPr>
-        <w:t>) | Geschatte tijd]</w:t>
-      </w:r>
-    </w:p>
-    <w:p>
-      <w:pPr>
-        <w:spacing w:after="80"/>
-      </w:pPr>
-      <w:r>
-        <w:t>Voorstel 3 (proces):</w:t>
-      </w:r>
-    </w:p>
-    <w:p>
-      <w:pPr>
-        <w:spacing w:after="120"/>
-      </w:pPr>
-      <w:r>
-        <w:rPr>
-          <w:i/>
-          <w:iCs/>
-          <w:color w:val="666666"/>
-        </w:rPr>
-        <w:t>[Bron | Probleem | Voorstel | Nieuwe user story + acceptatiecriteria | Prioriteit (</w:t>
-      </w:r>
-      <w:proofErr w:type="spellStart"/>
-      <w:r>
-        <w:rPr>
-          <w:i/>
-          <w:iCs/>
-          <w:color w:val="666666"/>
-        </w:rPr>
-        <w:t>MoSCoW</w:t>
-      </w:r>
-      <w:proofErr w:type="spellEnd"/>
-      <w:r>
-        <w:rPr>
-          <w:i/>
-          <w:iCs/>
-          <w:color w:val="666666"/>
-        </w:rPr>
-        <w:t>) | Geschatte tijd]</w:t>
-      </w:r>
-    </w:p>
-    <w:p>
-      <w:pPr>
-        <w:spacing w:after="80"/>
-      </w:pPr>
-    </w:p>
-    <w:p>
-      <w:pPr>
-        <w:pStyle w:val="Heading2"/>
-      </w:pPr>
-      <w:r>
-        <w:t xml:space="preserve">4.4 Nieuwe user </w:t>
-      </w:r>
-      <w:proofErr w:type="spellStart"/>
-      <w:r>
-        <w:t>stories</w:t>
-      </w:r>
-      <w:proofErr w:type="spellEnd"/>
-      <w:r>
-        <w:t xml:space="preserve"> op product </w:t>
-      </w:r>
-      <w:proofErr w:type="spellStart"/>
-      <w:r>
-        <w:t>backlog</w:t>
-      </w:r>
-      <w:proofErr w:type="spellEnd"/>
-    </w:p>
-    <w:p>
-      <w:pPr>
-        <w:spacing w:after="120"/>
-      </w:pPr>
-      <w:r>
-        <w:rPr>
-          <w:i/>
-          <w:iCs/>
-          <w:color w:val="666666"/>
-        </w:rPr>
-        <w:t xml:space="preserve">[Beschrijf de nieuwe user </w:t>
-      </w:r>
-      <w:proofErr w:type="spellStart"/>
-      <w:r>
-        <w:rPr>
-          <w:i/>
-          <w:iCs/>
-          <w:color w:val="666666"/>
-        </w:rPr>
-        <w:t>stories</w:t>
-      </w:r>
-      <w:proofErr w:type="spellEnd"/>
-      <w:r>
-        <w:rPr>
-          <w:i/>
-          <w:iCs/>
-          <w:color w:val="666666"/>
-        </w:rPr>
-        <w:t xml:space="preserve"> die zijn toegevoegd aan het GitHub </w:t>
-      </w:r>
-      <w:proofErr w:type="spellStart"/>
-      <w:r>
-        <w:rPr>
-          <w:i/>
-          <w:iCs/>
-          <w:color w:val="666666"/>
-        </w:rPr>
-        <w:t>Projects</w:t>
-      </w:r>
-      <w:proofErr w:type="spellEnd"/>
-      <w:r>
-        <w:rPr>
-          <w:i/>
-          <w:iCs/>
-          <w:color w:val="666666"/>
-        </w:rPr>
-        <w:t xml:space="preserve"> scrumboard.]</w:t>
+        <w:t>[Beschrijf de nieuwe user stories die zijn toegevoegd aan het GitHub Projects scrumboard.]</w:t>
       </w:r>
     </w:p>
     <w:p>
@@ -6027,43 +4177,7 @@
           <w:iCs/>
           <w:color w:val="999999"/>
         </w:rPr>
-        <w:t xml:space="preserve">[Screenshot: Product </w:t>
-      </w:r>
-      <w:proofErr w:type="spellStart"/>
-      <w:r>
-        <w:rPr>
-          <w:i/>
-          <w:iCs/>
-          <w:color w:val="999999"/>
-        </w:rPr>
-        <w:t>backlog</w:t>
-      </w:r>
-      <w:proofErr w:type="spellEnd"/>
-      <w:r>
-        <w:rPr>
-          <w:i/>
-          <w:iCs/>
-          <w:color w:val="999999"/>
-        </w:rPr>
-        <w:t xml:space="preserve"> met nieuwe user </w:t>
-      </w:r>
-      <w:proofErr w:type="spellStart"/>
-      <w:r>
-        <w:rPr>
-          <w:i/>
-          <w:iCs/>
-          <w:color w:val="999999"/>
-        </w:rPr>
-        <w:t>stories</w:t>
-      </w:r>
-      <w:proofErr w:type="spellEnd"/>
-      <w:r>
-        <w:rPr>
-          <w:i/>
-          <w:iCs/>
-          <w:color w:val="999999"/>
-        </w:rPr>
-        <w:t>]</w:t>
+        <w:t>[Screenshot: Product backlog met nieuwe user stories]</w:t>
       </w:r>
     </w:p>
     <w:p>
@@ -6264,25 +4378,7 @@
           <w:iCs/>
           <w:color w:val="666666"/>
         </w:rPr>
-        <w:t xml:space="preserve">[Min. 2 concrete punten over communicatie met Jeroen Pat, API </w:t>
-      </w:r>
-      <w:proofErr w:type="spellStart"/>
-      <w:r>
-        <w:rPr>
-          <w:i/>
-          <w:iCs/>
-          <w:color w:val="666666"/>
-        </w:rPr>
-        <w:t>developer</w:t>
-      </w:r>
-      <w:proofErr w:type="spellEnd"/>
-      <w:r>
-        <w:rPr>
-          <w:i/>
-          <w:iCs/>
-          <w:color w:val="666666"/>
-        </w:rPr>
-        <w:t>]</w:t>
+        <w:t>[Min. 2 concrete punten over communicatie met Jeroen Pat, API developer]</w:t>
       </w:r>
     </w:p>
     <w:p>
@@ -6525,7 +4621,6 @@
               <v:path gradientshapeok="t" o:connecttype="rect"/>
             </v:shapetype>
             <v:shape id="Text Box 2" o:spid="_x0000_s1026" type="#_x0000_t202" alt="Classificatieniveau TLP:GREEN" style="position:absolute;margin-left:0;margin-top:0;width:134.2pt;height:27.2pt;z-index:251659264;visibility:visible;mso-wrap-style:none;mso-wrap-distance-left:0;mso-wrap-distance-top:0;mso-wrap-distance-right:0;mso-wrap-distance-bottom:0;mso-position-horizontal:center;mso-position-horizontal-relative:page;mso-position-vertical:bottom;mso-position-vertical-relative:page;v-text-anchor:bottom" o:gfxdata="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" filled="f" stroked="f">
-              <v:fill o:detectmouseclick="t"/>
               <v:textbox style="mso-fit-shape-to-text:t" inset="0,0,0,15pt">
                 <w:txbxContent>
                   <w:p>
@@ -6649,7 +4744,6 @@
               <v:path gradientshapeok="t" o:connecttype="rect"/>
             </v:shapetype>
             <v:shape id="Text Box 3" o:spid="_x0000_s1027" type="#_x0000_t202" alt="Classificatieniveau TLP:GREEN" style="position:absolute;left:0;text-align:left;margin-left:0;margin-top:0;width:134.2pt;height:27.2pt;z-index:251660288;visibility:visible;mso-wrap-style:none;mso-wrap-distance-left:0;mso-wrap-distance-top:0;mso-wrap-distance-right:0;mso-wrap-distance-bottom:0;mso-position-horizontal:center;mso-position-horizontal-relative:page;mso-position-vertical:bottom;mso-position-vertical-relative:page;v-text-anchor:bottom" o:gfxdata="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" filled="f" stroked="f">
-              <v:fill o:detectmouseclick="t"/>
               <v:textbox style="mso-fit-shape-to-text:t" inset="0,0,0,15pt">
                 <w:txbxContent>
                   <w:p>
@@ -6819,7 +4913,6 @@
               <v:path gradientshapeok="t" o:connecttype="rect"/>
             </v:shapetype>
             <v:shape id="Text Box 1" o:spid="_x0000_s1028" type="#_x0000_t202" alt="Classificatieniveau TLP:GREEN" style="position:absolute;margin-left:0;margin-top:0;width:134.2pt;height:27.2pt;z-index:251658240;visibility:visible;mso-wrap-style:none;mso-wrap-distance-left:0;mso-wrap-distance-top:0;mso-wrap-distance-right:0;mso-wrap-distance-bottom:0;mso-position-horizontal:center;mso-position-horizontal-relative:page;mso-position-vertical:bottom;mso-position-vertical-relative:page;v-text-anchor:bottom" o:gfxdata="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" filled="f" stroked="f">
-              <v:fill o:detectmouseclick="t"/>
               <v:textbox style="mso-fit-shape-to-text:t" inset="0,0,0,15pt">
                 <w:txbxContent>
                   <w:p>
